--- a/packages/document-engine/templates/fire/4.2_fire_test_annual.docx
+++ b/packages/document-engine/templates/fire/4.2_fire_test_annual.docx
@@ -131,7 +131,7 @@
     <w:p>
       <w:pPr>
         <w:pStyle w:val="Normal"/>
-        <w:keepNext w:val="false"/>
+        <w:keepNext w:val="true"/>
         <w:pageBreakBefore w:val="false"/>
         <w:widowControl/>
         <w:bidi w:val="0"/>
@@ -272,7 +272,7 @@
     <w:p>
       <w:pPr>
         <w:pStyle w:val="Normal"/>
-        <w:keepNext w:val="false"/>
+        <w:keepNext w:val="true"/>
         <w:pageBreakBefore w:val="false"/>
         <w:widowControl/>
         <w:bidi w:val="0"/>
@@ -319,6 +319,1498 @@
         </w:rPr>
         <w:tab/>
         <w:t>alertarea forțelor proprii sau a celor cu care unitatea a încheiat contract sau convenție pentru intervenția la incendiu;</w:t>
+      </w:r>
+    </w:p>
+    <w:p>
+      <w:pPr>
+        <w:pStyle w:val="Normal"/>
+        <w:keepNext w:val="true"/>
+        <w:pageBreakBefore w:val="false"/>
+        <w:widowControl/>
+        <w:bidi w:val="0"/>
+        <w:spacing w:before="0" w:after="40"/>
+        <w:ind w:hanging="360" w:left="720"/>
+        <w:jc w:val="left"/>
+        <w:rPr>
+          <w:rFonts w:ascii="Arial" w:hAnsi="Arial" w:eastAsia="Arial" w:cs="Arial"/>
+          <w:b w:val="false"/>
+          <w:i w:val="false"/>
+          <w:color w:val="auto"/>
+          <w:spacing w:val="0"/>
+          <w:w w:val="100"/>
+          <w:sz w:val="20"/>
+          <w:szCs w:val="20"/>
+          <w:lang w:val="ro-RO"/>
+        </w:rPr>
+      </w:pPr>
+      <w:r>
+        <w:rPr>
+          <w:rFonts w:eastAsia="Arial" w:cs="Arial" w:ascii="Arial" w:hAnsi="Arial"/>
+          <w:b/>
+          <w:i w:val="false"/>
+          <w:color w:val="auto"/>
+          <w:spacing w:val="0"/>
+          <w:w w:val="100"/>
+          <w:sz w:val="20"/>
+          <w:szCs w:val="20"/>
+          <w:lang w:val="ro-RO"/>
+        </w:rPr>
+        <w:t>b)</w:t>
+      </w:r>
+      <w:r>
+        <w:rPr>
+          <w:rFonts w:eastAsia="Arial" w:cs="Arial" w:ascii="Arial" w:hAnsi="Arial"/>
+          <w:b w:val="false"/>
+          <w:i w:val="false"/>
+          <w:color w:val="auto"/>
+          <w:spacing w:val="0"/>
+          <w:w w:val="100"/>
+          <w:sz w:val="20"/>
+          <w:szCs w:val="20"/>
+          <w:lang w:val="ro-RO"/>
+        </w:rPr>
+        <w:tab/>
+        <w:t>nu are nicio obligație;</w:t>
+      </w:r>
+    </w:p>
+    <w:p>
+      <w:pPr>
+        <w:pStyle w:val="Normal"/>
+        <w:keepNext w:val="false"/>
+        <w:pageBreakBefore w:val="false"/>
+        <w:widowControl/>
+        <w:bidi w:val="0"/>
+        <w:spacing w:before="0" w:after="120"/>
+        <w:ind w:hanging="360" w:left="720"/>
+        <w:jc w:val="left"/>
+        <w:rPr>
+          <w:rFonts w:ascii="Arial" w:hAnsi="Arial" w:eastAsia="Arial" w:cs="Arial"/>
+          <w:b w:val="false"/>
+          <w:i w:val="false"/>
+          <w:color w:val="auto"/>
+          <w:spacing w:val="0"/>
+          <w:w w:val="100"/>
+          <w:sz w:val="20"/>
+          <w:szCs w:val="20"/>
+          <w:lang w:val="ro-RO"/>
+        </w:rPr>
+      </w:pPr>
+      <w:r>
+        <w:rPr>
+          <w:rFonts w:eastAsia="Arial" w:cs="Arial" w:ascii="Arial" w:hAnsi="Arial"/>
+          <w:b/>
+          <w:i w:val="false"/>
+          <w:color w:val="auto"/>
+          <w:spacing w:val="0"/>
+          <w:w w:val="100"/>
+          <w:sz w:val="20"/>
+          <w:szCs w:val="20"/>
+          <w:lang w:val="ro-RO"/>
+        </w:rPr>
+        <w:t>c)</w:t>
+      </w:r>
+      <w:r>
+        <w:rPr>
+          <w:rFonts w:eastAsia="Arial" w:cs="Arial" w:ascii="Arial" w:hAnsi="Arial"/>
+          <w:b w:val="false"/>
+          <w:i w:val="false"/>
+          <w:color w:val="auto"/>
+          <w:spacing w:val="0"/>
+          <w:w w:val="100"/>
+          <w:sz w:val="20"/>
+          <w:szCs w:val="20"/>
+          <w:lang w:val="ro-RO"/>
+        </w:rPr>
+        <w:tab/>
+        <w:t>anunță patronul (administratorul) sau, după caz, managerul, directorul sau șeful sectorului de activitate.</w:t>
+      </w:r>
+    </w:p>
+    <w:p>
+      <w:pPr>
+        <w:pStyle w:val="Normal"/>
+        <w:keepNext w:val="true"/>
+        <w:pageBreakBefore w:val="false"/>
+        <w:widowControl/>
+        <w:bidi w:val="0"/>
+        <w:spacing w:before="120" w:after="40"/>
+        <w:ind w:hanging="0" w:left="0"/>
+        <w:jc w:val="left"/>
+        <w:rPr>
+          <w:rFonts w:ascii="Arial" w:hAnsi="Arial" w:eastAsia="Arial" w:cs="Arial"/>
+          <w:b/>
+          <w:i w:val="false"/>
+          <w:color w:val="auto"/>
+          <w:spacing w:val="0"/>
+          <w:w w:val="100"/>
+          <w:sz w:val="20"/>
+          <w:szCs w:val="20"/>
+          <w:lang w:val="ro-RO"/>
+        </w:rPr>
+      </w:pPr>
+      <w:r>
+        <w:rPr>
+          <w:rFonts w:eastAsia="Arial" w:cs="Arial" w:ascii="Arial" w:hAnsi="Arial"/>
+          <w:b/>
+          <w:i w:val="false"/>
+          <w:color w:val="auto"/>
+          <w:spacing w:val="0"/>
+          <w:w w:val="100"/>
+          <w:sz w:val="20"/>
+          <w:szCs w:val="20"/>
+          <w:lang w:val="ro-RO"/>
+        </w:rPr>
+        <w:t>3. Exercițiile și aplicațiile vizează modul în care se execută:</w:t>
+      </w:r>
+    </w:p>
+    <w:p>
+      <w:pPr>
+        <w:pStyle w:val="Normal"/>
+        <w:keepNext w:val="true"/>
+        <w:pageBreakBefore w:val="false"/>
+        <w:widowControl/>
+        <w:bidi w:val="0"/>
+        <w:spacing w:before="0" w:after="40"/>
+        <w:ind w:hanging="360" w:left="720"/>
+        <w:jc w:val="left"/>
+        <w:rPr>
+          <w:rFonts w:ascii="Arial" w:hAnsi="Arial" w:eastAsia="Arial" w:cs="Arial"/>
+          <w:b w:val="false"/>
+          <w:i w:val="false"/>
+          <w:color w:val="auto"/>
+          <w:spacing w:val="0"/>
+          <w:w w:val="100"/>
+          <w:sz w:val="20"/>
+          <w:szCs w:val="20"/>
+          <w:lang w:val="ro-RO"/>
+        </w:rPr>
+      </w:pPr>
+      <w:r>
+        <w:rPr>
+          <w:rFonts w:eastAsia="Arial" w:cs="Arial" w:ascii="Arial" w:hAnsi="Arial"/>
+          <w:b/>
+          <w:i w:val="false"/>
+          <w:color w:val="auto"/>
+          <w:spacing w:val="0"/>
+          <w:w w:val="100"/>
+          <w:sz w:val="20"/>
+          <w:szCs w:val="20"/>
+          <w:lang w:val="ro-RO"/>
+        </w:rPr>
+        <w:t>a)</w:t>
+      </w:r>
+      <w:r>
+        <w:rPr>
+          <w:rFonts w:eastAsia="Arial" w:cs="Arial" w:ascii="Arial" w:hAnsi="Arial"/>
+          <w:b w:val="false"/>
+          <w:i w:val="false"/>
+          <w:color w:val="auto"/>
+          <w:spacing w:val="0"/>
+          <w:w w:val="100"/>
+          <w:sz w:val="20"/>
+          <w:szCs w:val="20"/>
+          <w:lang w:val="ro-RO"/>
+        </w:rPr>
+        <w:tab/>
+        <w:t>planul de prevenire și protecție;</w:t>
+      </w:r>
+    </w:p>
+    <w:p>
+      <w:pPr>
+        <w:pStyle w:val="Normal"/>
+        <w:keepNext w:val="true"/>
+        <w:pageBreakBefore w:val="false"/>
+        <w:widowControl/>
+        <w:bidi w:val="0"/>
+        <w:spacing w:before="0" w:after="40"/>
+        <w:ind w:hanging="360" w:left="720"/>
+        <w:jc w:val="left"/>
+        <w:rPr>
+          <w:rFonts w:ascii="Arial" w:hAnsi="Arial" w:eastAsia="Arial" w:cs="Arial"/>
+          <w:b w:val="false"/>
+          <w:i w:val="false"/>
+          <w:color w:val="auto"/>
+          <w:spacing w:val="0"/>
+          <w:w w:val="100"/>
+          <w:sz w:val="20"/>
+          <w:szCs w:val="20"/>
+          <w:lang w:val="ro-RO"/>
+        </w:rPr>
+      </w:pPr>
+      <w:r>
+        <w:rPr>
+          <w:rFonts w:eastAsia="Arial" w:cs="Arial" w:ascii="Arial" w:hAnsi="Arial"/>
+          <w:b/>
+          <w:i w:val="false"/>
+          <w:color w:val="auto"/>
+          <w:spacing w:val="0"/>
+          <w:w w:val="100"/>
+          <w:sz w:val="20"/>
+          <w:szCs w:val="20"/>
+          <w:lang w:val="ro-RO"/>
+        </w:rPr>
+        <w:t>b)</w:t>
+      </w:r>
+      <w:r>
+        <w:rPr>
+          <w:rFonts w:eastAsia="Arial" w:cs="Arial" w:ascii="Arial" w:hAnsi="Arial"/>
+          <w:b w:val="false"/>
+          <w:i w:val="false"/>
+          <w:color w:val="auto"/>
+          <w:spacing w:val="0"/>
+          <w:w w:val="100"/>
+          <w:sz w:val="20"/>
+          <w:szCs w:val="20"/>
+          <w:lang w:val="ro-RO"/>
+        </w:rPr>
+        <w:tab/>
+        <w:t>alarmarea, evacuarea, stingerea incendiului;</w:t>
+      </w:r>
+    </w:p>
+    <w:p>
+      <w:pPr>
+        <w:pStyle w:val="Normal"/>
+        <w:keepNext w:val="false"/>
+        <w:pageBreakBefore w:val="false"/>
+        <w:widowControl/>
+        <w:bidi w:val="0"/>
+        <w:spacing w:before="0" w:after="120"/>
+        <w:ind w:hanging="360" w:left="720"/>
+        <w:jc w:val="left"/>
+        <w:rPr>
+          <w:rFonts w:ascii="Arial" w:hAnsi="Arial" w:eastAsia="Arial" w:cs="Arial"/>
+          <w:b w:val="false"/>
+          <w:i w:val="false"/>
+          <w:color w:val="auto"/>
+          <w:spacing w:val="0"/>
+          <w:w w:val="100"/>
+          <w:sz w:val="20"/>
+          <w:szCs w:val="20"/>
+          <w:lang w:val="ro-RO"/>
+        </w:rPr>
+      </w:pPr>
+      <w:r>
+        <w:rPr>
+          <w:rFonts w:eastAsia="Arial" w:cs="Arial" w:ascii="Arial" w:hAnsi="Arial"/>
+          <w:b/>
+          <w:i w:val="false"/>
+          <w:color w:val="auto"/>
+          <w:spacing w:val="0"/>
+          <w:w w:val="100"/>
+          <w:sz w:val="20"/>
+          <w:szCs w:val="20"/>
+          <w:lang w:val="ro-RO"/>
+        </w:rPr>
+        <w:t>c)</w:t>
+      </w:r>
+      <w:r>
+        <w:rPr>
+          <w:rFonts w:eastAsia="Arial" w:cs="Arial" w:ascii="Arial" w:hAnsi="Arial"/>
+          <w:b w:val="false"/>
+          <w:i w:val="false"/>
+          <w:color w:val="auto"/>
+          <w:spacing w:val="0"/>
+          <w:w w:val="100"/>
+          <w:sz w:val="20"/>
+          <w:szCs w:val="20"/>
+          <w:lang w:val="ro-RO"/>
+        </w:rPr>
+        <w:tab/>
+        <w:t>deciziile de organizare și regulamentul de organizare și apărare împotriva incendiilor.</w:t>
+      </w:r>
+    </w:p>
+    <w:p>
+      <w:pPr>
+        <w:pStyle w:val="Normal"/>
+        <w:keepNext w:val="true"/>
+        <w:pageBreakBefore w:val="false"/>
+        <w:widowControl/>
+        <w:bidi w:val="0"/>
+        <w:spacing w:before="120" w:after="40"/>
+        <w:ind w:hanging="0" w:left="0"/>
+        <w:jc w:val="left"/>
+        <w:rPr>
+          <w:rFonts w:ascii="Arial" w:hAnsi="Arial" w:eastAsia="Arial" w:cs="Arial"/>
+          <w:b/>
+          <w:i w:val="false"/>
+          <w:color w:val="auto"/>
+          <w:spacing w:val="0"/>
+          <w:w w:val="100"/>
+          <w:sz w:val="20"/>
+          <w:szCs w:val="20"/>
+          <w:lang w:val="ro-RO"/>
+        </w:rPr>
+      </w:pPr>
+      <w:r>
+        <w:rPr>
+          <w:rFonts w:eastAsia="Arial" w:cs="Arial" w:ascii="Arial" w:hAnsi="Arial"/>
+          <w:b/>
+          <w:i w:val="false"/>
+          <w:color w:val="auto"/>
+          <w:spacing w:val="0"/>
+          <w:w w:val="100"/>
+          <w:sz w:val="20"/>
+          <w:szCs w:val="20"/>
+          <w:lang w:val="ro-RO"/>
+        </w:rPr>
+        <w:t>4. Care este obligația salariaților de la locurile de muncă cu privire la instrucțiunile de apărare:</w:t>
+      </w:r>
+    </w:p>
+    <w:p>
+      <w:pPr>
+        <w:pStyle w:val="Normal"/>
+        <w:keepNext w:val="true"/>
+        <w:pageBreakBefore w:val="false"/>
+        <w:widowControl/>
+        <w:bidi w:val="0"/>
+        <w:spacing w:before="0" w:after="40"/>
+        <w:ind w:hanging="360" w:left="720"/>
+        <w:jc w:val="left"/>
+        <w:rPr>
+          <w:rFonts w:ascii="Arial" w:hAnsi="Arial" w:eastAsia="Arial" w:cs="Arial"/>
+          <w:b w:val="false"/>
+          <w:i w:val="false"/>
+          <w:color w:val="auto"/>
+          <w:spacing w:val="0"/>
+          <w:w w:val="100"/>
+          <w:sz w:val="20"/>
+          <w:szCs w:val="20"/>
+          <w:lang w:val="ro-RO"/>
+        </w:rPr>
+      </w:pPr>
+      <w:r>
+        <w:rPr>
+          <w:rFonts w:eastAsia="Arial" w:cs="Arial" w:ascii="Arial" w:hAnsi="Arial"/>
+          <w:b/>
+          <w:i w:val="false"/>
+          <w:color w:val="auto"/>
+          <w:spacing w:val="0"/>
+          <w:w w:val="100"/>
+          <w:sz w:val="20"/>
+          <w:szCs w:val="20"/>
+          <w:lang w:val="ro-RO"/>
+        </w:rPr>
+        <w:t>a)</w:t>
+      </w:r>
+      <w:r>
+        <w:rPr>
+          <w:rFonts w:eastAsia="Arial" w:cs="Arial" w:ascii="Arial" w:hAnsi="Arial"/>
+          <w:b w:val="false"/>
+          <w:i w:val="false"/>
+          <w:color w:val="auto"/>
+          <w:spacing w:val="0"/>
+          <w:w w:val="100"/>
+          <w:sz w:val="20"/>
+          <w:szCs w:val="20"/>
+          <w:lang w:val="ro-RO"/>
+        </w:rPr>
+        <w:tab/>
+        <w:t>nu au nicio obligație cu privire la acestea;</w:t>
+      </w:r>
+    </w:p>
+    <w:p>
+      <w:pPr>
+        <w:pStyle w:val="Normal"/>
+        <w:keepNext w:val="true"/>
+        <w:pageBreakBefore w:val="false"/>
+        <w:widowControl/>
+        <w:bidi w:val="0"/>
+        <w:spacing w:before="0" w:after="40"/>
+        <w:ind w:hanging="360" w:left="720"/>
+        <w:jc w:val="left"/>
+        <w:rPr>
+          <w:rFonts w:ascii="Arial" w:hAnsi="Arial" w:eastAsia="Arial" w:cs="Arial"/>
+          <w:b w:val="false"/>
+          <w:i w:val="false"/>
+          <w:color w:val="auto"/>
+          <w:spacing w:val="0"/>
+          <w:w w:val="100"/>
+          <w:sz w:val="20"/>
+          <w:szCs w:val="20"/>
+          <w:lang w:val="ro-RO"/>
+        </w:rPr>
+      </w:pPr>
+      <w:r>
+        <w:rPr>
+          <w:rFonts w:eastAsia="Arial" w:cs="Arial" w:ascii="Arial" w:hAnsi="Arial"/>
+          <w:b/>
+          <w:i w:val="false"/>
+          <w:color w:val="auto"/>
+          <w:spacing w:val="0"/>
+          <w:w w:val="100"/>
+          <w:sz w:val="20"/>
+          <w:szCs w:val="20"/>
+          <w:lang w:val="ro-RO"/>
+        </w:rPr>
+        <w:t>b)</w:t>
+      </w:r>
+      <w:r>
+        <w:rPr>
+          <w:rFonts w:eastAsia="Arial" w:cs="Arial" w:ascii="Arial" w:hAnsi="Arial"/>
+          <w:b w:val="false"/>
+          <w:i w:val="false"/>
+          <w:color w:val="auto"/>
+          <w:spacing w:val="0"/>
+          <w:w w:val="100"/>
+          <w:sz w:val="20"/>
+          <w:szCs w:val="20"/>
+          <w:lang w:val="ro-RO"/>
+        </w:rPr>
+        <w:tab/>
+        <w:t>să le studieze, să le însușească și să le aplice;</w:t>
+      </w:r>
+    </w:p>
+    <w:p>
+      <w:pPr>
+        <w:pStyle w:val="Normal"/>
+        <w:keepNext w:val="false"/>
+        <w:pageBreakBefore w:val="false"/>
+        <w:widowControl/>
+        <w:bidi w:val="0"/>
+        <w:spacing w:before="0" w:after="120"/>
+        <w:ind w:hanging="360" w:left="720"/>
+        <w:jc w:val="left"/>
+        <w:rPr>
+          <w:rFonts w:ascii="Arial" w:hAnsi="Arial" w:eastAsia="Arial" w:cs="Arial"/>
+          <w:b w:val="false"/>
+          <w:i w:val="false"/>
+          <w:color w:val="auto"/>
+          <w:spacing w:val="0"/>
+          <w:w w:val="100"/>
+          <w:sz w:val="20"/>
+          <w:szCs w:val="20"/>
+          <w:lang w:val="ro-RO"/>
+        </w:rPr>
+      </w:pPr>
+      <w:r>
+        <w:rPr>
+          <w:rFonts w:eastAsia="Arial" w:cs="Arial" w:ascii="Arial" w:hAnsi="Arial"/>
+          <w:b/>
+          <w:i w:val="false"/>
+          <w:color w:val="auto"/>
+          <w:spacing w:val="0"/>
+          <w:w w:val="100"/>
+          <w:sz w:val="20"/>
+          <w:szCs w:val="20"/>
+          <w:lang w:val="ro-RO"/>
+        </w:rPr>
+        <w:t>c)</w:t>
+      </w:r>
+      <w:r>
+        <w:rPr>
+          <w:rFonts w:eastAsia="Arial" w:cs="Arial" w:ascii="Arial" w:hAnsi="Arial"/>
+          <w:b w:val="false"/>
+          <w:i w:val="false"/>
+          <w:color w:val="auto"/>
+          <w:spacing w:val="0"/>
+          <w:w w:val="100"/>
+          <w:sz w:val="20"/>
+          <w:szCs w:val="20"/>
+          <w:lang w:val="ro-RO"/>
+        </w:rPr>
+        <w:tab/>
+        <w:t>să le citească.</w:t>
+      </w:r>
+    </w:p>
+    <w:p>
+      <w:pPr>
+        <w:pStyle w:val="Normal"/>
+        <w:keepNext w:val="true"/>
+        <w:pageBreakBefore w:val="false"/>
+        <w:widowControl/>
+        <w:bidi w:val="0"/>
+        <w:spacing w:before="120" w:after="40"/>
+        <w:ind w:hanging="0" w:left="0"/>
+        <w:jc w:val="left"/>
+        <w:rPr>
+          <w:rFonts w:ascii="Arial" w:hAnsi="Arial" w:eastAsia="Arial" w:cs="Arial"/>
+          <w:b/>
+          <w:i w:val="false"/>
+          <w:color w:val="auto"/>
+          <w:spacing w:val="0"/>
+          <w:w w:val="100"/>
+          <w:sz w:val="20"/>
+          <w:szCs w:val="20"/>
+          <w:lang w:val="ro-RO"/>
+        </w:rPr>
+      </w:pPr>
+      <w:r>
+        <w:rPr>
+          <w:rFonts w:eastAsia="Arial" w:cs="Arial" w:ascii="Arial" w:hAnsi="Arial"/>
+          <w:b/>
+          <w:i w:val="false"/>
+          <w:color w:val="auto"/>
+          <w:spacing w:val="0"/>
+          <w:w w:val="100"/>
+          <w:sz w:val="20"/>
+          <w:szCs w:val="20"/>
+          <w:lang w:val="ro-RO"/>
+        </w:rPr>
+        <w:t>5. Blocarea cu mărfuri sau ambalaje a căilor de evacuare, salvare și intervenție în caz de incendiu, a hidranților, precum și a celorlalte mijloace de primă intervenție:</w:t>
+      </w:r>
+    </w:p>
+    <w:p>
+      <w:pPr>
+        <w:pStyle w:val="Normal"/>
+        <w:keepNext w:val="true"/>
+        <w:pageBreakBefore w:val="false"/>
+        <w:widowControl/>
+        <w:bidi w:val="0"/>
+        <w:spacing w:before="0" w:after="40"/>
+        <w:ind w:hanging="360" w:left="720"/>
+        <w:jc w:val="left"/>
+        <w:rPr>
+          <w:rFonts w:ascii="Arial" w:hAnsi="Arial" w:eastAsia="Arial" w:cs="Arial"/>
+          <w:b w:val="false"/>
+          <w:i w:val="false"/>
+          <w:color w:val="auto"/>
+          <w:spacing w:val="0"/>
+          <w:w w:val="100"/>
+          <w:sz w:val="20"/>
+          <w:szCs w:val="20"/>
+          <w:lang w:val="ro-RO"/>
+        </w:rPr>
+      </w:pPr>
+      <w:r>
+        <w:rPr>
+          <w:rFonts w:eastAsia="Arial" w:cs="Arial" w:ascii="Arial" w:hAnsi="Arial"/>
+          <w:b/>
+          <w:i w:val="false"/>
+          <w:color w:val="auto"/>
+          <w:spacing w:val="0"/>
+          <w:w w:val="100"/>
+          <w:sz w:val="20"/>
+          <w:szCs w:val="20"/>
+          <w:lang w:val="ro-RO"/>
+        </w:rPr>
+        <w:t>a)</w:t>
+      </w:r>
+      <w:r>
+        <w:rPr>
+          <w:rFonts w:eastAsia="Arial" w:cs="Arial" w:ascii="Arial" w:hAnsi="Arial"/>
+          <w:b w:val="false"/>
+          <w:i w:val="false"/>
+          <w:color w:val="auto"/>
+          <w:spacing w:val="0"/>
+          <w:w w:val="100"/>
+          <w:sz w:val="20"/>
+          <w:szCs w:val="20"/>
+          <w:lang w:val="ro-RO"/>
+        </w:rPr>
+        <w:tab/>
+        <w:t>este interzisă;</w:t>
+      </w:r>
+    </w:p>
+    <w:p>
+      <w:pPr>
+        <w:pStyle w:val="Normal"/>
+        <w:keepNext w:val="true"/>
+        <w:pageBreakBefore w:val="false"/>
+        <w:widowControl/>
+        <w:bidi w:val="0"/>
+        <w:spacing w:before="0" w:after="40"/>
+        <w:ind w:hanging="360" w:left="720"/>
+        <w:jc w:val="left"/>
+        <w:rPr>
+          <w:rFonts w:ascii="Arial" w:hAnsi="Arial" w:eastAsia="Arial" w:cs="Arial"/>
+          <w:b w:val="false"/>
+          <w:i w:val="false"/>
+          <w:color w:val="auto"/>
+          <w:spacing w:val="0"/>
+          <w:w w:val="100"/>
+          <w:sz w:val="20"/>
+          <w:szCs w:val="20"/>
+          <w:lang w:val="ro-RO"/>
+        </w:rPr>
+      </w:pPr>
+      <w:r>
+        <w:rPr>
+          <w:rFonts w:eastAsia="Arial" w:cs="Arial" w:ascii="Arial" w:hAnsi="Arial"/>
+          <w:b/>
+          <w:i w:val="false"/>
+          <w:color w:val="auto"/>
+          <w:spacing w:val="0"/>
+          <w:w w:val="100"/>
+          <w:sz w:val="20"/>
+          <w:szCs w:val="20"/>
+          <w:lang w:val="ro-RO"/>
+        </w:rPr>
+        <w:t>b)</w:t>
+      </w:r>
+      <w:r>
+        <w:rPr>
+          <w:rFonts w:eastAsia="Arial" w:cs="Arial" w:ascii="Arial" w:hAnsi="Arial"/>
+          <w:b w:val="false"/>
+          <w:i w:val="false"/>
+          <w:color w:val="auto"/>
+          <w:spacing w:val="0"/>
+          <w:w w:val="100"/>
+          <w:sz w:val="20"/>
+          <w:szCs w:val="20"/>
+          <w:lang w:val="ro-RO"/>
+        </w:rPr>
+        <w:tab/>
+        <w:t>este permisă pentru scurt timp;</w:t>
+      </w:r>
+    </w:p>
+    <w:p>
+      <w:pPr>
+        <w:pStyle w:val="Normal"/>
+        <w:keepNext w:val="false"/>
+        <w:pageBreakBefore w:val="false"/>
+        <w:widowControl/>
+        <w:bidi w:val="0"/>
+        <w:spacing w:before="0" w:after="120"/>
+        <w:ind w:hanging="360" w:left="720"/>
+        <w:jc w:val="left"/>
+        <w:rPr>
+          <w:rFonts w:ascii="Arial" w:hAnsi="Arial" w:eastAsia="Arial" w:cs="Arial"/>
+          <w:b w:val="false"/>
+          <w:i w:val="false"/>
+          <w:color w:val="auto"/>
+          <w:spacing w:val="0"/>
+          <w:w w:val="100"/>
+          <w:sz w:val="20"/>
+          <w:szCs w:val="20"/>
+          <w:lang w:val="ro-RO"/>
+        </w:rPr>
+      </w:pPr>
+      <w:r>
+        <w:rPr>
+          <w:rFonts w:eastAsia="Arial" w:cs="Arial" w:ascii="Arial" w:hAnsi="Arial"/>
+          <w:b/>
+          <w:i w:val="false"/>
+          <w:color w:val="auto"/>
+          <w:spacing w:val="0"/>
+          <w:w w:val="100"/>
+          <w:sz w:val="20"/>
+          <w:szCs w:val="20"/>
+          <w:lang w:val="ro-RO"/>
+        </w:rPr>
+        <w:t>c)</w:t>
+      </w:r>
+      <w:r>
+        <w:rPr>
+          <w:rFonts w:eastAsia="Arial" w:cs="Arial" w:ascii="Arial" w:hAnsi="Arial"/>
+          <w:b w:val="false"/>
+          <w:i w:val="false"/>
+          <w:color w:val="auto"/>
+          <w:spacing w:val="0"/>
+          <w:w w:val="100"/>
+          <w:sz w:val="20"/>
+          <w:szCs w:val="20"/>
+          <w:lang w:val="ro-RO"/>
+        </w:rPr>
+        <w:tab/>
+        <w:t>nu este interzisă.</w:t>
+      </w:r>
+    </w:p>
+    <w:p>
+      <w:pPr>
+        <w:pStyle w:val="Normal"/>
+        <w:keepNext w:val="true"/>
+        <w:pageBreakBefore w:val="false"/>
+        <w:widowControl/>
+        <w:bidi w:val="0"/>
+        <w:spacing w:before="120" w:after="40"/>
+        <w:ind w:hanging="0" w:left="0"/>
+        <w:jc w:val="left"/>
+        <w:rPr>
+          <w:rFonts w:ascii="Arial" w:hAnsi="Arial" w:eastAsia="Arial" w:cs="Arial"/>
+          <w:b/>
+          <w:i w:val="false"/>
+          <w:color w:val="auto"/>
+          <w:spacing w:val="0"/>
+          <w:w w:val="100"/>
+          <w:sz w:val="20"/>
+          <w:szCs w:val="20"/>
+          <w:lang w:val="ro-RO"/>
+        </w:rPr>
+      </w:pPr>
+      <w:r>
+        <w:rPr>
+          <w:rFonts w:eastAsia="Arial" w:cs="Arial" w:ascii="Arial" w:hAnsi="Arial"/>
+          <w:b/>
+          <w:i w:val="false"/>
+          <w:color w:val="auto"/>
+          <w:spacing w:val="0"/>
+          <w:w w:val="100"/>
+          <w:sz w:val="20"/>
+          <w:szCs w:val="20"/>
+          <w:lang w:val="ro-RO"/>
+        </w:rPr>
+        <w:t>6. Instruirea în domeniul situațiilor de urgență (instruirea introductiv-generală, instruirea la locul de muncă și instruirea periodică) pe locurile de muncă și pe categorii de salariați se face în baza:</w:t>
+      </w:r>
+    </w:p>
+    <w:p>
+      <w:pPr>
+        <w:pStyle w:val="Normal"/>
+        <w:keepNext w:val="true"/>
+        <w:pageBreakBefore w:val="false"/>
+        <w:widowControl/>
+        <w:bidi w:val="0"/>
+        <w:spacing w:before="0" w:after="40"/>
+        <w:ind w:hanging="360" w:left="720"/>
+        <w:jc w:val="left"/>
+        <w:rPr>
+          <w:rFonts w:ascii="Arial" w:hAnsi="Arial" w:eastAsia="Arial" w:cs="Arial"/>
+          <w:b w:val="false"/>
+          <w:i w:val="false"/>
+          <w:color w:val="auto"/>
+          <w:spacing w:val="0"/>
+          <w:w w:val="100"/>
+          <w:sz w:val="20"/>
+          <w:szCs w:val="20"/>
+          <w:lang w:val="ro-RO"/>
+        </w:rPr>
+      </w:pPr>
+      <w:r>
+        <w:rPr>
+          <w:rFonts w:eastAsia="Arial" w:cs="Arial" w:ascii="Arial" w:hAnsi="Arial"/>
+          <w:b/>
+          <w:i w:val="false"/>
+          <w:color w:val="auto"/>
+          <w:spacing w:val="0"/>
+          <w:w w:val="100"/>
+          <w:sz w:val="20"/>
+          <w:szCs w:val="20"/>
+          <w:lang w:val="ro-RO"/>
+        </w:rPr>
+        <w:t>a)</w:t>
+      </w:r>
+      <w:r>
+        <w:rPr>
+          <w:rFonts w:eastAsia="Arial" w:cs="Arial" w:ascii="Arial" w:hAnsi="Arial"/>
+          <w:b w:val="false"/>
+          <w:i w:val="false"/>
+          <w:color w:val="auto"/>
+          <w:spacing w:val="0"/>
+          <w:w w:val="100"/>
+          <w:sz w:val="20"/>
+          <w:szCs w:val="20"/>
+          <w:lang w:val="ro-RO"/>
+        </w:rPr>
+        <w:tab/>
+        <w:t>tematicii anuale și a graficului de instruire, aprobate de conducătorul unității;</w:t>
+      </w:r>
+    </w:p>
+    <w:p>
+      <w:pPr>
+        <w:pStyle w:val="Normal"/>
+        <w:keepNext w:val="true"/>
+        <w:pageBreakBefore w:val="false"/>
+        <w:widowControl/>
+        <w:bidi w:val="0"/>
+        <w:spacing w:before="0" w:after="40"/>
+        <w:ind w:hanging="360" w:left="720"/>
+        <w:jc w:val="left"/>
+        <w:rPr>
+          <w:rFonts w:ascii="Arial" w:hAnsi="Arial" w:eastAsia="Arial" w:cs="Arial"/>
+          <w:b w:val="false"/>
+          <w:i w:val="false"/>
+          <w:color w:val="auto"/>
+          <w:spacing w:val="0"/>
+          <w:w w:val="100"/>
+          <w:sz w:val="20"/>
+          <w:szCs w:val="20"/>
+          <w:lang w:val="ro-RO"/>
+        </w:rPr>
+      </w:pPr>
+      <w:r>
+        <w:rPr>
+          <w:rFonts w:eastAsia="Arial" w:cs="Arial" w:ascii="Arial" w:hAnsi="Arial"/>
+          <w:b/>
+          <w:i w:val="false"/>
+          <w:color w:val="auto"/>
+          <w:spacing w:val="0"/>
+          <w:w w:val="100"/>
+          <w:sz w:val="20"/>
+          <w:szCs w:val="20"/>
+          <w:lang w:val="ro-RO"/>
+        </w:rPr>
+        <w:t>b)</w:t>
+      </w:r>
+      <w:r>
+        <w:rPr>
+          <w:rFonts w:eastAsia="Arial" w:cs="Arial" w:ascii="Arial" w:hAnsi="Arial"/>
+          <w:b w:val="false"/>
+          <w:i w:val="false"/>
+          <w:color w:val="auto"/>
+          <w:spacing w:val="0"/>
+          <w:w w:val="100"/>
+          <w:sz w:val="20"/>
+          <w:szCs w:val="20"/>
+          <w:lang w:val="ro-RO"/>
+        </w:rPr>
+        <w:tab/>
+        <w:t>instrucțiunilor proprii;</w:t>
+      </w:r>
+    </w:p>
+    <w:p>
+      <w:pPr>
+        <w:pStyle w:val="Normal"/>
+        <w:keepNext w:val="false"/>
+        <w:pageBreakBefore w:val="false"/>
+        <w:widowControl/>
+        <w:bidi w:val="0"/>
+        <w:spacing w:before="0" w:after="120"/>
+        <w:ind w:hanging="360" w:left="720"/>
+        <w:jc w:val="left"/>
+        <w:rPr>
+          <w:rFonts w:ascii="Arial" w:hAnsi="Arial" w:eastAsia="Arial" w:cs="Arial"/>
+          <w:b w:val="false"/>
+          <w:i w:val="false"/>
+          <w:color w:val="auto"/>
+          <w:spacing w:val="0"/>
+          <w:w w:val="100"/>
+          <w:sz w:val="20"/>
+          <w:szCs w:val="20"/>
+          <w:lang w:val="ro-RO"/>
+        </w:rPr>
+      </w:pPr>
+      <w:r>
+        <w:rPr>
+          <w:rFonts w:eastAsia="Arial" w:cs="Arial" w:ascii="Arial" w:hAnsi="Arial"/>
+          <w:b/>
+          <w:i w:val="false"/>
+          <w:color w:val="auto"/>
+          <w:spacing w:val="0"/>
+          <w:w w:val="100"/>
+          <w:sz w:val="20"/>
+          <w:szCs w:val="20"/>
+          <w:lang w:val="ro-RO"/>
+        </w:rPr>
+        <w:t>c)</w:t>
+      </w:r>
+      <w:r>
+        <w:rPr>
+          <w:rFonts w:eastAsia="Arial" w:cs="Arial" w:ascii="Arial" w:hAnsi="Arial"/>
+          <w:b w:val="false"/>
+          <w:i w:val="false"/>
+          <w:color w:val="auto"/>
+          <w:spacing w:val="0"/>
+          <w:w w:val="100"/>
+          <w:sz w:val="20"/>
+          <w:szCs w:val="20"/>
+          <w:lang w:val="ro-RO"/>
+        </w:rPr>
+        <w:tab/>
+        <w:t>deciziei angajatorului.</w:t>
+      </w:r>
+    </w:p>
+    <w:p>
+      <w:pPr>
+        <w:pStyle w:val="Normal"/>
+        <w:keepNext w:val="true"/>
+        <w:pageBreakBefore w:val="false"/>
+        <w:widowControl/>
+        <w:bidi w:val="0"/>
+        <w:spacing w:before="120" w:after="40"/>
+        <w:ind w:hanging="0" w:left="0"/>
+        <w:jc w:val="left"/>
+        <w:rPr>
+          <w:rFonts w:ascii="Arial" w:hAnsi="Arial" w:eastAsia="Arial" w:cs="Arial"/>
+          <w:b/>
+          <w:i w:val="false"/>
+          <w:color w:val="auto"/>
+          <w:spacing w:val="0"/>
+          <w:w w:val="100"/>
+          <w:sz w:val="20"/>
+          <w:szCs w:val="20"/>
+          <w:lang w:val="ro-RO"/>
+        </w:rPr>
+      </w:pPr>
+      <w:r>
+        <w:rPr>
+          <w:rFonts w:eastAsia="Arial" w:cs="Arial" w:ascii="Arial" w:hAnsi="Arial"/>
+          <w:b/>
+          <w:i w:val="false"/>
+          <w:color w:val="auto"/>
+          <w:spacing w:val="0"/>
+          <w:w w:val="100"/>
+          <w:sz w:val="20"/>
+          <w:szCs w:val="20"/>
+          <w:lang w:val="ro-RO"/>
+        </w:rPr>
+        <w:t>7. Instruirea salariaților în domeniul situațiilor de urgență este:</w:t>
+      </w:r>
+    </w:p>
+    <w:p>
+      <w:pPr>
+        <w:pStyle w:val="Normal"/>
+        <w:keepNext w:val="true"/>
+        <w:pageBreakBefore w:val="false"/>
+        <w:widowControl/>
+        <w:bidi w:val="0"/>
+        <w:spacing w:before="0" w:after="40"/>
+        <w:ind w:hanging="360" w:left="720"/>
+        <w:jc w:val="left"/>
+        <w:rPr>
+          <w:rFonts w:ascii="Arial" w:hAnsi="Arial" w:eastAsia="Arial" w:cs="Arial"/>
+          <w:b w:val="false"/>
+          <w:i w:val="false"/>
+          <w:color w:val="auto"/>
+          <w:spacing w:val="0"/>
+          <w:w w:val="100"/>
+          <w:sz w:val="20"/>
+          <w:szCs w:val="20"/>
+          <w:lang w:val="ro-RO"/>
+        </w:rPr>
+      </w:pPr>
+      <w:r>
+        <w:rPr>
+          <w:rFonts w:eastAsia="Arial" w:cs="Arial" w:ascii="Arial" w:hAnsi="Arial"/>
+          <w:b/>
+          <w:i w:val="false"/>
+          <w:color w:val="auto"/>
+          <w:spacing w:val="0"/>
+          <w:w w:val="100"/>
+          <w:sz w:val="20"/>
+          <w:szCs w:val="20"/>
+          <w:lang w:val="ro-RO"/>
+        </w:rPr>
+        <w:t>a)</w:t>
+      </w:r>
+      <w:r>
+        <w:rPr>
+          <w:rFonts w:eastAsia="Arial" w:cs="Arial" w:ascii="Arial" w:hAnsi="Arial"/>
+          <w:b w:val="false"/>
+          <w:i w:val="false"/>
+          <w:color w:val="auto"/>
+          <w:spacing w:val="0"/>
+          <w:w w:val="100"/>
+          <w:sz w:val="20"/>
+          <w:szCs w:val="20"/>
+          <w:lang w:val="ro-RO"/>
+        </w:rPr>
+        <w:tab/>
+        <w:t>obligatorie;</w:t>
+      </w:r>
+    </w:p>
+    <w:p>
+      <w:pPr>
+        <w:pStyle w:val="Normal"/>
+        <w:keepNext w:val="true"/>
+        <w:pageBreakBefore w:val="false"/>
+        <w:widowControl/>
+        <w:bidi w:val="0"/>
+        <w:spacing w:before="0" w:after="40"/>
+        <w:ind w:hanging="360" w:left="720"/>
+        <w:jc w:val="left"/>
+        <w:rPr>
+          <w:rFonts w:ascii="Arial" w:hAnsi="Arial" w:eastAsia="Arial" w:cs="Arial"/>
+          <w:b w:val="false"/>
+          <w:i w:val="false"/>
+          <w:color w:val="auto"/>
+          <w:spacing w:val="0"/>
+          <w:w w:val="100"/>
+          <w:sz w:val="20"/>
+          <w:szCs w:val="20"/>
+          <w:lang w:val="ro-RO"/>
+        </w:rPr>
+      </w:pPr>
+      <w:r>
+        <w:rPr>
+          <w:rFonts w:eastAsia="Arial" w:cs="Arial" w:ascii="Arial" w:hAnsi="Arial"/>
+          <w:b/>
+          <w:i w:val="false"/>
+          <w:color w:val="auto"/>
+          <w:spacing w:val="0"/>
+          <w:w w:val="100"/>
+          <w:sz w:val="20"/>
+          <w:szCs w:val="20"/>
+          <w:lang w:val="ro-RO"/>
+        </w:rPr>
+        <w:t>b)</w:t>
+      </w:r>
+      <w:r>
+        <w:rPr>
+          <w:rFonts w:eastAsia="Arial" w:cs="Arial" w:ascii="Arial" w:hAnsi="Arial"/>
+          <w:b w:val="false"/>
+          <w:i w:val="false"/>
+          <w:color w:val="auto"/>
+          <w:spacing w:val="0"/>
+          <w:w w:val="100"/>
+          <w:sz w:val="20"/>
+          <w:szCs w:val="20"/>
+          <w:lang w:val="ro-RO"/>
+        </w:rPr>
+        <w:tab/>
+        <w:t>cu caracter permanent și susținut;</w:t>
+      </w:r>
+    </w:p>
+    <w:p>
+      <w:pPr>
+        <w:pStyle w:val="Normal"/>
+        <w:keepNext w:val="false"/>
+        <w:pageBreakBefore w:val="false"/>
+        <w:widowControl/>
+        <w:bidi w:val="0"/>
+        <w:spacing w:before="0" w:after="120"/>
+        <w:ind w:hanging="360" w:left="720"/>
+        <w:jc w:val="left"/>
+        <w:rPr>
+          <w:rFonts w:ascii="Arial" w:hAnsi="Arial" w:eastAsia="Arial" w:cs="Arial"/>
+          <w:b w:val="false"/>
+          <w:i w:val="false"/>
+          <w:color w:val="auto"/>
+          <w:spacing w:val="0"/>
+          <w:w w:val="100"/>
+          <w:sz w:val="20"/>
+          <w:szCs w:val="20"/>
+          <w:lang w:val="ro-RO"/>
+        </w:rPr>
+      </w:pPr>
+      <w:r>
+        <w:rPr>
+          <w:rFonts w:eastAsia="Arial" w:cs="Arial" w:ascii="Arial" w:hAnsi="Arial"/>
+          <w:b/>
+          <w:i w:val="false"/>
+          <w:color w:val="auto"/>
+          <w:spacing w:val="0"/>
+          <w:w w:val="100"/>
+          <w:sz w:val="20"/>
+          <w:szCs w:val="20"/>
+          <w:lang w:val="ro-RO"/>
+        </w:rPr>
+        <w:t>c)</w:t>
+      </w:r>
+      <w:r>
+        <w:rPr>
+          <w:rFonts w:eastAsia="Arial" w:cs="Arial" w:ascii="Arial" w:hAnsi="Arial"/>
+          <w:b w:val="false"/>
+          <w:i w:val="false"/>
+          <w:color w:val="auto"/>
+          <w:spacing w:val="0"/>
+          <w:w w:val="100"/>
+          <w:sz w:val="20"/>
+          <w:szCs w:val="20"/>
+          <w:lang w:val="ro-RO"/>
+        </w:rPr>
+        <w:tab/>
+        <w:t>efectuată în timpul desfășurării procesului de producție și la locul de muncă.</w:t>
+      </w:r>
+    </w:p>
+    <w:p>
+      <w:pPr>
+        <w:pStyle w:val="Normal"/>
+        <w:keepNext w:val="true"/>
+        <w:pageBreakBefore w:val="false"/>
+        <w:widowControl/>
+        <w:bidi w:val="0"/>
+        <w:spacing w:before="120" w:after="40"/>
+        <w:ind w:hanging="0" w:left="0"/>
+        <w:jc w:val="left"/>
+        <w:rPr>
+          <w:rFonts w:ascii="Arial" w:hAnsi="Arial" w:eastAsia="Arial" w:cs="Arial"/>
+          <w:b/>
+          <w:i w:val="false"/>
+          <w:color w:val="auto"/>
+          <w:spacing w:val="0"/>
+          <w:w w:val="100"/>
+          <w:sz w:val="20"/>
+          <w:szCs w:val="20"/>
+          <w:lang w:val="ro-RO"/>
+        </w:rPr>
+      </w:pPr>
+      <w:r>
+        <w:rPr>
+          <w:rFonts w:eastAsia="Arial" w:cs="Arial" w:ascii="Arial" w:hAnsi="Arial"/>
+          <w:b/>
+          <w:i w:val="false"/>
+          <w:color w:val="auto"/>
+          <w:spacing w:val="0"/>
+          <w:w w:val="100"/>
+          <w:sz w:val="20"/>
+          <w:szCs w:val="20"/>
+          <w:lang w:val="ro-RO"/>
+        </w:rPr>
+        <w:t>8. Fișele individuale de instructaj se întocmesc obligatoriu:</w:t>
+      </w:r>
+    </w:p>
+    <w:p>
+      <w:pPr>
+        <w:pStyle w:val="Normal"/>
+        <w:keepNext w:val="true"/>
+        <w:pageBreakBefore w:val="false"/>
+        <w:widowControl/>
+        <w:bidi w:val="0"/>
+        <w:spacing w:before="0" w:after="40"/>
+        <w:ind w:hanging="360" w:left="720"/>
+        <w:jc w:val="left"/>
+        <w:rPr>
+          <w:rFonts w:ascii="Arial" w:hAnsi="Arial" w:eastAsia="Arial" w:cs="Arial"/>
+          <w:b w:val="false"/>
+          <w:i w:val="false"/>
+          <w:color w:val="auto"/>
+          <w:spacing w:val="0"/>
+          <w:w w:val="100"/>
+          <w:sz w:val="20"/>
+          <w:szCs w:val="20"/>
+          <w:lang w:val="ro-RO"/>
+        </w:rPr>
+      </w:pPr>
+      <w:r>
+        <w:rPr>
+          <w:rFonts w:eastAsia="Arial" w:cs="Arial" w:ascii="Arial" w:hAnsi="Arial"/>
+          <w:b/>
+          <w:i w:val="false"/>
+          <w:color w:val="auto"/>
+          <w:spacing w:val="0"/>
+          <w:w w:val="100"/>
+          <w:sz w:val="20"/>
+          <w:szCs w:val="20"/>
+          <w:lang w:val="ro-RO"/>
+        </w:rPr>
+        <w:t>a)</w:t>
+      </w:r>
+      <w:r>
+        <w:rPr>
+          <w:rFonts w:eastAsia="Arial" w:cs="Arial" w:ascii="Arial" w:hAnsi="Arial"/>
+          <w:b w:val="false"/>
+          <w:i w:val="false"/>
+          <w:color w:val="auto"/>
+          <w:spacing w:val="0"/>
+          <w:w w:val="100"/>
+          <w:sz w:val="20"/>
+          <w:szCs w:val="20"/>
+          <w:lang w:val="ro-RO"/>
+        </w:rPr>
+        <w:tab/>
+        <w:t>pentru toate persoanele angajate;</w:t>
+      </w:r>
+    </w:p>
+    <w:p>
+      <w:pPr>
+        <w:pStyle w:val="Normal"/>
+        <w:keepNext w:val="true"/>
+        <w:pageBreakBefore w:val="false"/>
+        <w:widowControl/>
+        <w:bidi w:val="0"/>
+        <w:spacing w:before="0" w:after="40"/>
+        <w:ind w:hanging="360" w:left="720"/>
+        <w:jc w:val="left"/>
+        <w:rPr>
+          <w:rFonts w:ascii="Arial" w:hAnsi="Arial" w:eastAsia="Arial" w:cs="Arial"/>
+          <w:b w:val="false"/>
+          <w:i w:val="false"/>
+          <w:color w:val="auto"/>
+          <w:spacing w:val="0"/>
+          <w:w w:val="100"/>
+          <w:sz w:val="20"/>
+          <w:szCs w:val="20"/>
+          <w:lang w:val="ro-RO"/>
+        </w:rPr>
+      </w:pPr>
+      <w:r>
+        <w:rPr>
+          <w:rFonts w:eastAsia="Arial" w:cs="Arial" w:ascii="Arial" w:hAnsi="Arial"/>
+          <w:b/>
+          <w:i w:val="false"/>
+          <w:color w:val="auto"/>
+          <w:spacing w:val="0"/>
+          <w:w w:val="100"/>
+          <w:sz w:val="20"/>
+          <w:szCs w:val="20"/>
+          <w:lang w:val="ro-RO"/>
+        </w:rPr>
+        <w:t>b)</w:t>
+      </w:r>
+      <w:r>
+        <w:rPr>
+          <w:rFonts w:eastAsia="Arial" w:cs="Arial" w:ascii="Arial" w:hAnsi="Arial"/>
+          <w:b w:val="false"/>
+          <w:i w:val="false"/>
+          <w:color w:val="auto"/>
+          <w:spacing w:val="0"/>
+          <w:w w:val="100"/>
+          <w:sz w:val="20"/>
+          <w:szCs w:val="20"/>
+          <w:lang w:val="ro-RO"/>
+        </w:rPr>
+        <w:tab/>
+        <w:t>pentru toate persoanele prezente la instructaj;</w:t>
+      </w:r>
+    </w:p>
+    <w:p>
+      <w:pPr>
+        <w:pStyle w:val="Normal"/>
+        <w:keepNext w:val="false"/>
+        <w:pageBreakBefore w:val="false"/>
+        <w:widowControl/>
+        <w:bidi w:val="0"/>
+        <w:spacing w:before="0" w:after="120"/>
+        <w:ind w:hanging="360" w:left="720"/>
+        <w:jc w:val="left"/>
+        <w:rPr>
+          <w:rFonts w:ascii="Arial" w:hAnsi="Arial" w:eastAsia="Arial" w:cs="Arial"/>
+          <w:b w:val="false"/>
+          <w:i w:val="false"/>
+          <w:color w:val="auto"/>
+          <w:spacing w:val="0"/>
+          <w:w w:val="100"/>
+          <w:sz w:val="20"/>
+          <w:szCs w:val="20"/>
+          <w:lang w:val="ro-RO"/>
+        </w:rPr>
+      </w:pPr>
+      <w:r>
+        <w:rPr>
+          <w:rFonts w:eastAsia="Arial" w:cs="Arial" w:ascii="Arial" w:hAnsi="Arial"/>
+          <w:b/>
+          <w:i w:val="false"/>
+          <w:color w:val="auto"/>
+          <w:spacing w:val="0"/>
+          <w:w w:val="100"/>
+          <w:sz w:val="20"/>
+          <w:szCs w:val="20"/>
+          <w:lang w:val="ro-RO"/>
+        </w:rPr>
+        <w:t>c)</w:t>
+      </w:r>
+      <w:r>
+        <w:rPr>
+          <w:rFonts w:eastAsia="Arial" w:cs="Arial" w:ascii="Arial" w:hAnsi="Arial"/>
+          <w:b w:val="false"/>
+          <w:i w:val="false"/>
+          <w:color w:val="auto"/>
+          <w:spacing w:val="0"/>
+          <w:w w:val="100"/>
+          <w:sz w:val="20"/>
+          <w:szCs w:val="20"/>
+          <w:lang w:val="ro-RO"/>
+        </w:rPr>
+        <w:tab/>
+        <w:t>pentru muncitori.</w:t>
+      </w:r>
+    </w:p>
+    <w:p>
+      <w:pPr>
+        <w:pStyle w:val="Normal"/>
+        <w:keepNext w:val="true"/>
+        <w:pageBreakBefore w:val="false"/>
+        <w:widowControl/>
+        <w:bidi w:val="0"/>
+        <w:spacing w:before="120" w:after="40"/>
+        <w:ind w:hanging="0" w:left="0"/>
+        <w:jc w:val="left"/>
+        <w:rPr>
+          <w:rFonts w:ascii="Arial" w:hAnsi="Arial" w:eastAsia="Arial" w:cs="Arial"/>
+          <w:b/>
+          <w:i w:val="false"/>
+          <w:color w:val="auto"/>
+          <w:spacing w:val="0"/>
+          <w:w w:val="100"/>
+          <w:sz w:val="20"/>
+          <w:szCs w:val="20"/>
+          <w:lang w:val="ro-RO"/>
+        </w:rPr>
+      </w:pPr>
+      <w:r>
+        <w:rPr>
+          <w:rFonts w:eastAsia="Arial" w:cs="Arial" w:ascii="Arial" w:hAnsi="Arial"/>
+          <w:b/>
+          <w:i w:val="false"/>
+          <w:color w:val="auto"/>
+          <w:spacing w:val="0"/>
+          <w:w w:val="100"/>
+          <w:sz w:val="20"/>
+          <w:szCs w:val="20"/>
+          <w:lang w:val="ro-RO"/>
+        </w:rPr>
+        <w:t>9. Ușile spre căile de evacuare, ieșirile, casele scărilor și căile special prevăzute pentru evacuarea persoanelor și bunurilor materiale:</w:t>
+      </w:r>
+    </w:p>
+    <w:p>
+      <w:pPr>
+        <w:pStyle w:val="Normal"/>
+        <w:keepNext w:val="true"/>
+        <w:pageBreakBefore w:val="false"/>
+        <w:widowControl/>
+        <w:bidi w:val="0"/>
+        <w:spacing w:before="0" w:after="40"/>
+        <w:ind w:hanging="360" w:left="720"/>
+        <w:jc w:val="left"/>
+        <w:rPr>
+          <w:rFonts w:ascii="Arial" w:hAnsi="Arial" w:eastAsia="Arial" w:cs="Arial"/>
+          <w:b w:val="false"/>
+          <w:i w:val="false"/>
+          <w:color w:val="auto"/>
+          <w:spacing w:val="0"/>
+          <w:w w:val="100"/>
+          <w:sz w:val="20"/>
+          <w:szCs w:val="20"/>
+          <w:lang w:val="ro-RO"/>
+        </w:rPr>
+      </w:pPr>
+      <w:r>
+        <w:rPr>
+          <w:rFonts w:eastAsia="Arial" w:cs="Arial" w:ascii="Arial" w:hAnsi="Arial"/>
+          <w:b/>
+          <w:i w:val="false"/>
+          <w:color w:val="auto"/>
+          <w:spacing w:val="0"/>
+          <w:w w:val="100"/>
+          <w:sz w:val="20"/>
+          <w:szCs w:val="20"/>
+          <w:lang w:val="ro-RO"/>
+        </w:rPr>
+        <w:t>a)</w:t>
+      </w:r>
+      <w:r>
+        <w:rPr>
+          <w:rFonts w:eastAsia="Arial" w:cs="Arial" w:ascii="Arial" w:hAnsi="Arial"/>
+          <w:b w:val="false"/>
+          <w:i w:val="false"/>
+          <w:color w:val="auto"/>
+          <w:spacing w:val="0"/>
+          <w:w w:val="100"/>
+          <w:sz w:val="20"/>
+          <w:szCs w:val="20"/>
+          <w:lang w:val="ro-RO"/>
+        </w:rPr>
+        <w:tab/>
+        <w:t>nu vor fi blocate sau suprimate, chiar dacă în clădire există și alte căi de evacuare, practicabile și accesibile;</w:t>
+      </w:r>
+    </w:p>
+    <w:p>
+      <w:pPr>
+        <w:pStyle w:val="Normal"/>
+        <w:keepNext w:val="true"/>
+        <w:pageBreakBefore w:val="false"/>
+        <w:widowControl/>
+        <w:bidi w:val="0"/>
+        <w:spacing w:before="0" w:after="40"/>
+        <w:ind w:hanging="360" w:left="720"/>
+        <w:jc w:val="left"/>
+        <w:rPr>
+          <w:rFonts w:ascii="Arial" w:hAnsi="Arial" w:eastAsia="Arial" w:cs="Arial"/>
+          <w:b w:val="false"/>
+          <w:i w:val="false"/>
+          <w:color w:val="auto"/>
+          <w:spacing w:val="0"/>
+          <w:w w:val="100"/>
+          <w:sz w:val="20"/>
+          <w:szCs w:val="20"/>
+          <w:lang w:val="ro-RO"/>
+        </w:rPr>
+      </w:pPr>
+      <w:r>
+        <w:rPr>
+          <w:rFonts w:eastAsia="Arial" w:cs="Arial" w:ascii="Arial" w:hAnsi="Arial"/>
+          <w:b/>
+          <w:i w:val="false"/>
+          <w:color w:val="auto"/>
+          <w:spacing w:val="0"/>
+          <w:w w:val="100"/>
+          <w:sz w:val="20"/>
+          <w:szCs w:val="20"/>
+          <w:lang w:val="ro-RO"/>
+        </w:rPr>
+        <w:t>b)</w:t>
+      </w:r>
+      <w:r>
+        <w:rPr>
+          <w:rFonts w:eastAsia="Arial" w:cs="Arial" w:ascii="Arial" w:hAnsi="Arial"/>
+          <w:b w:val="false"/>
+          <w:i w:val="false"/>
+          <w:color w:val="auto"/>
+          <w:spacing w:val="0"/>
+          <w:w w:val="100"/>
+          <w:sz w:val="20"/>
+          <w:szCs w:val="20"/>
+          <w:lang w:val="ro-RO"/>
+        </w:rPr>
+        <w:tab/>
+        <w:t>nu vor fi încuiate;</w:t>
+      </w:r>
+    </w:p>
+    <w:p>
+      <w:pPr>
+        <w:pStyle w:val="Normal"/>
+        <w:keepNext w:val="false"/>
+        <w:pageBreakBefore w:val="false"/>
+        <w:widowControl/>
+        <w:bidi w:val="0"/>
+        <w:spacing w:before="0" w:after="120"/>
+        <w:ind w:hanging="360" w:left="720"/>
+        <w:jc w:val="left"/>
+        <w:rPr>
+          <w:rFonts w:ascii="Arial" w:hAnsi="Arial" w:eastAsia="Arial" w:cs="Arial"/>
+          <w:b w:val="false"/>
+          <w:i w:val="false"/>
+          <w:color w:val="auto"/>
+          <w:spacing w:val="0"/>
+          <w:w w:val="100"/>
+          <w:sz w:val="20"/>
+          <w:szCs w:val="20"/>
+          <w:lang w:val="ro-RO"/>
+        </w:rPr>
+      </w:pPr>
+      <w:r>
+        <w:rPr>
+          <w:rFonts w:eastAsia="Arial" w:cs="Arial" w:ascii="Arial" w:hAnsi="Arial"/>
+          <w:b/>
+          <w:i w:val="false"/>
+          <w:color w:val="auto"/>
+          <w:spacing w:val="0"/>
+          <w:w w:val="100"/>
+          <w:sz w:val="20"/>
+          <w:szCs w:val="20"/>
+          <w:lang w:val="ro-RO"/>
+        </w:rPr>
+        <w:t>c)</w:t>
+      </w:r>
+      <w:r>
+        <w:rPr>
+          <w:rFonts w:eastAsia="Arial" w:cs="Arial" w:ascii="Arial" w:hAnsi="Arial"/>
+          <w:b w:val="false"/>
+          <w:i w:val="false"/>
+          <w:color w:val="auto"/>
+          <w:spacing w:val="0"/>
+          <w:w w:val="100"/>
+          <w:sz w:val="20"/>
+          <w:szCs w:val="20"/>
+          <w:lang w:val="ro-RO"/>
+        </w:rPr>
+        <w:tab/>
+        <w:t>vor fi lăsate deschise în permanență.</w:t>
+      </w:r>
+    </w:p>
+    <w:p>
+      <w:pPr>
+        <w:pStyle w:val="Normal"/>
+        <w:keepNext w:val="true"/>
+        <w:pageBreakBefore w:val="false"/>
+        <w:widowControl/>
+        <w:bidi w:val="0"/>
+        <w:spacing w:before="120" w:after="40"/>
+        <w:ind w:hanging="0" w:left="0"/>
+        <w:jc w:val="left"/>
+        <w:rPr>
+          <w:rFonts w:ascii="Arial" w:hAnsi="Arial" w:eastAsia="Arial" w:cs="Arial"/>
+          <w:b/>
+          <w:i w:val="false"/>
+          <w:color w:val="auto"/>
+          <w:spacing w:val="0"/>
+          <w:w w:val="100"/>
+          <w:sz w:val="20"/>
+          <w:szCs w:val="20"/>
+          <w:lang w:val="ro-RO"/>
+        </w:rPr>
+      </w:pPr>
+      <w:r>
+        <w:rPr>
+          <w:rFonts w:eastAsia="Arial" w:cs="Arial" w:ascii="Arial" w:hAnsi="Arial"/>
+          <w:b/>
+          <w:i w:val="false"/>
+          <w:color w:val="auto"/>
+          <w:spacing w:val="0"/>
+          <w:w w:val="100"/>
+          <w:sz w:val="20"/>
+          <w:szCs w:val="20"/>
+          <w:lang w:val="ro-RO"/>
+        </w:rPr>
+        <w:t>10. Dacă încăperile sunt puternic încălzite și inundate de fum:</w:t>
       </w:r>
     </w:p>
     <w:p>
@@ -355,7 +1847,7 @@
           <w:szCs w:val="20"/>
           <w:lang w:val="ro-RO"/>
         </w:rPr>
-        <w:t>b)</w:t>
+        <w:t>a)</w:t>
       </w:r>
       <w:r>
         <w:rPr>
@@ -370,59 +1862,7 @@
           <w:lang w:val="ro-RO"/>
         </w:rPr>
         <w:tab/>
-        <w:t>nu are nicio obligație;</w:t>
-      </w:r>
-    </w:p>
-    <w:p>
-      <w:pPr>
-        <w:pStyle w:val="Normal"/>
-        <w:keepNext w:val="false"/>
-        <w:pageBreakBefore w:val="false"/>
-        <w:widowControl/>
-        <w:bidi w:val="0"/>
-        <w:spacing w:before="0" w:after="120"/>
-        <w:ind w:hanging="360" w:left="720"/>
-        <w:jc w:val="left"/>
-        <w:rPr>
-          <w:rFonts w:ascii="Arial" w:hAnsi="Arial" w:eastAsia="Arial" w:cs="Arial"/>
-          <w:b w:val="false"/>
-          <w:i w:val="false"/>
-          <w:color w:val="auto"/>
-          <w:spacing w:val="0"/>
-          <w:w w:val="100"/>
-          <w:sz w:val="20"/>
-          <w:szCs w:val="20"/>
-          <w:lang w:val="ro-RO"/>
-        </w:rPr>
-      </w:pPr>
-      <w:r>
-        <w:rPr>
-          <w:rFonts w:eastAsia="Arial" w:cs="Arial" w:ascii="Arial" w:hAnsi="Arial"/>
-          <w:b/>
-          <w:i w:val="false"/>
-          <w:color w:val="auto"/>
-          <w:spacing w:val="0"/>
-          <w:w w:val="100"/>
-          <w:sz w:val="20"/>
-          <w:szCs w:val="20"/>
-          <w:lang w:val="ro-RO"/>
-        </w:rPr>
-        <w:t>c)</w:t>
-      </w:r>
-      <w:r>
-        <w:rPr>
-          <w:rFonts w:eastAsia="Arial" w:cs="Arial" w:ascii="Arial" w:hAnsi="Arial"/>
-          <w:b w:val="false"/>
-          <w:i w:val="false"/>
-          <w:color w:val="auto"/>
-          <w:spacing w:val="0"/>
-          <w:w w:val="100"/>
-          <w:sz w:val="20"/>
-          <w:szCs w:val="20"/>
-          <w:lang w:val="ro-RO"/>
-        </w:rPr>
-        <w:tab/>
-        <w:t>anunță patronul (administratorul) sau, după caz, managerul, directorul sau șeful sectorului de activitate.</w:t>
+        <w:t>folosiți echipamentul de protecție aferent sau, în lipsa acestuia, aplicați-vă pe față, în dreptul gurii și nasului, o batistă umedă și mergeți aplecat, deoarece concentrația fumului este mai mică și temperatura mai scăzută la nivelul pardoselii;</w:t>
       </w:r>
     </w:p>
     <w:p>
@@ -432,43 +1872,6 @@
         <w:pageBreakBefore w:val="false"/>
         <w:widowControl/>
         <w:bidi w:val="0"/>
-        <w:spacing w:before="120" w:after="40"/>
-        <w:ind w:hanging="0" w:left="0"/>
-        <w:jc w:val="left"/>
-        <w:rPr>
-          <w:rFonts w:ascii="Arial" w:hAnsi="Arial" w:eastAsia="Arial" w:cs="Arial"/>
-          <w:b/>
-          <w:i w:val="false"/>
-          <w:color w:val="auto"/>
-          <w:spacing w:val="0"/>
-          <w:w w:val="100"/>
-          <w:sz w:val="20"/>
-          <w:szCs w:val="20"/>
-          <w:lang w:val="ro-RO"/>
-        </w:rPr>
-      </w:pPr>
-      <w:r>
-        <w:rPr>
-          <w:rFonts w:eastAsia="Arial" w:cs="Arial" w:ascii="Arial" w:hAnsi="Arial"/>
-          <w:b/>
-          <w:i w:val="false"/>
-          <w:color w:val="auto"/>
-          <w:spacing w:val="0"/>
-          <w:w w:val="100"/>
-          <w:sz w:val="20"/>
-          <w:szCs w:val="20"/>
-          <w:lang w:val="ro-RO"/>
-        </w:rPr>
-        <w:t>3. Exercițiile și aplicațiile vizează modul în care se execută:</w:t>
-      </w:r>
-    </w:p>
-    <w:p>
-      <w:pPr>
-        <w:pStyle w:val="Normal"/>
-        <w:keepNext w:val="false"/>
-        <w:pageBreakBefore w:val="false"/>
-        <w:widowControl/>
-        <w:bidi w:val="0"/>
         <w:spacing w:before="0" w:after="40"/>
         <w:ind w:hanging="360" w:left="720"/>
         <w:jc w:val="left"/>
@@ -496,1409 +1899,6 @@
           <w:szCs w:val="20"/>
           <w:lang w:val="ro-RO"/>
         </w:rPr>
-        <w:t>a)</w:t>
-      </w:r>
-      <w:r>
-        <w:rPr>
-          <w:rFonts w:eastAsia="Arial" w:cs="Arial" w:ascii="Arial" w:hAnsi="Arial"/>
-          <w:b w:val="false"/>
-          <w:i w:val="false"/>
-          <w:color w:val="auto"/>
-          <w:spacing w:val="0"/>
-          <w:w w:val="100"/>
-          <w:sz w:val="20"/>
-          <w:szCs w:val="20"/>
-          <w:lang w:val="ro-RO"/>
-        </w:rPr>
-        <w:tab/>
-        <w:t>planul de prevenire și protecție;</w:t>
-      </w:r>
-    </w:p>
-    <w:p>
-      <w:pPr>
-        <w:pStyle w:val="Normal"/>
-        <w:keepNext w:val="false"/>
-        <w:pageBreakBefore w:val="false"/>
-        <w:widowControl/>
-        <w:bidi w:val="0"/>
-        <w:spacing w:before="0" w:after="40"/>
-        <w:ind w:hanging="360" w:left="720"/>
-        <w:jc w:val="left"/>
-        <w:rPr>
-          <w:rFonts w:ascii="Arial" w:hAnsi="Arial" w:eastAsia="Arial" w:cs="Arial"/>
-          <w:b w:val="false"/>
-          <w:i w:val="false"/>
-          <w:color w:val="auto"/>
-          <w:spacing w:val="0"/>
-          <w:w w:val="100"/>
-          <w:sz w:val="20"/>
-          <w:szCs w:val="20"/>
-          <w:lang w:val="ro-RO"/>
-        </w:rPr>
-      </w:pPr>
-      <w:r>
-        <w:rPr>
-          <w:rFonts w:eastAsia="Arial" w:cs="Arial" w:ascii="Arial" w:hAnsi="Arial"/>
-          <w:b/>
-          <w:i w:val="false"/>
-          <w:color w:val="auto"/>
-          <w:spacing w:val="0"/>
-          <w:w w:val="100"/>
-          <w:sz w:val="20"/>
-          <w:szCs w:val="20"/>
-          <w:lang w:val="ro-RO"/>
-        </w:rPr>
-        <w:t>b)</w:t>
-      </w:r>
-      <w:r>
-        <w:rPr>
-          <w:rFonts w:eastAsia="Arial" w:cs="Arial" w:ascii="Arial" w:hAnsi="Arial"/>
-          <w:b w:val="false"/>
-          <w:i w:val="false"/>
-          <w:color w:val="auto"/>
-          <w:spacing w:val="0"/>
-          <w:w w:val="100"/>
-          <w:sz w:val="20"/>
-          <w:szCs w:val="20"/>
-          <w:lang w:val="ro-RO"/>
-        </w:rPr>
-        <w:tab/>
-        <w:t>alarmarea, evacuarea, stingerea incendiului;</w:t>
-      </w:r>
-    </w:p>
-    <w:p>
-      <w:pPr>
-        <w:pStyle w:val="Normal"/>
-        <w:keepNext w:val="false"/>
-        <w:pageBreakBefore w:val="false"/>
-        <w:widowControl/>
-        <w:bidi w:val="0"/>
-        <w:spacing w:before="0" w:after="120"/>
-        <w:ind w:hanging="360" w:left="720"/>
-        <w:jc w:val="left"/>
-        <w:rPr>
-          <w:rFonts w:ascii="Arial" w:hAnsi="Arial" w:eastAsia="Arial" w:cs="Arial"/>
-          <w:b w:val="false"/>
-          <w:i w:val="false"/>
-          <w:color w:val="auto"/>
-          <w:spacing w:val="0"/>
-          <w:w w:val="100"/>
-          <w:sz w:val="20"/>
-          <w:szCs w:val="20"/>
-          <w:lang w:val="ro-RO"/>
-        </w:rPr>
-      </w:pPr>
-      <w:r>
-        <w:rPr>
-          <w:rFonts w:eastAsia="Arial" w:cs="Arial" w:ascii="Arial" w:hAnsi="Arial"/>
-          <w:b/>
-          <w:i w:val="false"/>
-          <w:color w:val="auto"/>
-          <w:spacing w:val="0"/>
-          <w:w w:val="100"/>
-          <w:sz w:val="20"/>
-          <w:szCs w:val="20"/>
-          <w:lang w:val="ro-RO"/>
-        </w:rPr>
-        <w:t>c)</w:t>
-      </w:r>
-      <w:r>
-        <w:rPr>
-          <w:rFonts w:eastAsia="Arial" w:cs="Arial" w:ascii="Arial" w:hAnsi="Arial"/>
-          <w:b w:val="false"/>
-          <w:i w:val="false"/>
-          <w:color w:val="auto"/>
-          <w:spacing w:val="0"/>
-          <w:w w:val="100"/>
-          <w:sz w:val="20"/>
-          <w:szCs w:val="20"/>
-          <w:lang w:val="ro-RO"/>
-        </w:rPr>
-        <w:tab/>
-        <w:t>deciziile de organizare și regulamentul de organizare și apărare împotriva incendiilor.</w:t>
-      </w:r>
-    </w:p>
-    <w:p>
-      <w:pPr>
-        <w:pStyle w:val="Normal"/>
-        <w:keepNext w:val="true"/>
-        <w:pageBreakBefore w:val="false"/>
-        <w:widowControl/>
-        <w:bidi w:val="0"/>
-        <w:spacing w:before="120" w:after="40"/>
-        <w:ind w:hanging="0" w:left="0"/>
-        <w:jc w:val="left"/>
-        <w:rPr>
-          <w:rFonts w:ascii="Arial" w:hAnsi="Arial" w:eastAsia="Arial" w:cs="Arial"/>
-          <w:b/>
-          <w:i w:val="false"/>
-          <w:color w:val="auto"/>
-          <w:spacing w:val="0"/>
-          <w:w w:val="100"/>
-          <w:sz w:val="20"/>
-          <w:szCs w:val="20"/>
-          <w:lang w:val="ro-RO"/>
-        </w:rPr>
-      </w:pPr>
-      <w:r>
-        <w:rPr>
-          <w:rFonts w:eastAsia="Arial" w:cs="Arial" w:ascii="Arial" w:hAnsi="Arial"/>
-          <w:b/>
-          <w:i w:val="false"/>
-          <w:color w:val="auto"/>
-          <w:spacing w:val="0"/>
-          <w:w w:val="100"/>
-          <w:sz w:val="20"/>
-          <w:szCs w:val="20"/>
-          <w:lang w:val="ro-RO"/>
-        </w:rPr>
-        <w:t>4. Care este obligația salariaților de la locurile de muncă cu privire la instrucțiunile de apărare:</w:t>
-      </w:r>
-    </w:p>
-    <w:p>
-      <w:pPr>
-        <w:pStyle w:val="Normal"/>
-        <w:keepNext w:val="false"/>
-        <w:pageBreakBefore w:val="false"/>
-        <w:widowControl/>
-        <w:bidi w:val="0"/>
-        <w:spacing w:before="0" w:after="40"/>
-        <w:ind w:hanging="360" w:left="720"/>
-        <w:jc w:val="left"/>
-        <w:rPr>
-          <w:rFonts w:ascii="Arial" w:hAnsi="Arial" w:eastAsia="Arial" w:cs="Arial"/>
-          <w:b w:val="false"/>
-          <w:i w:val="false"/>
-          <w:color w:val="auto"/>
-          <w:spacing w:val="0"/>
-          <w:w w:val="100"/>
-          <w:sz w:val="20"/>
-          <w:szCs w:val="20"/>
-          <w:lang w:val="ro-RO"/>
-        </w:rPr>
-      </w:pPr>
-      <w:r>
-        <w:rPr>
-          <w:rFonts w:eastAsia="Arial" w:cs="Arial" w:ascii="Arial" w:hAnsi="Arial"/>
-          <w:b/>
-          <w:i w:val="false"/>
-          <w:color w:val="auto"/>
-          <w:spacing w:val="0"/>
-          <w:w w:val="100"/>
-          <w:sz w:val="20"/>
-          <w:szCs w:val="20"/>
-          <w:lang w:val="ro-RO"/>
-        </w:rPr>
-        <w:t>a)</w:t>
-      </w:r>
-      <w:r>
-        <w:rPr>
-          <w:rFonts w:eastAsia="Arial" w:cs="Arial" w:ascii="Arial" w:hAnsi="Arial"/>
-          <w:b w:val="false"/>
-          <w:i w:val="false"/>
-          <w:color w:val="auto"/>
-          <w:spacing w:val="0"/>
-          <w:w w:val="100"/>
-          <w:sz w:val="20"/>
-          <w:szCs w:val="20"/>
-          <w:lang w:val="ro-RO"/>
-        </w:rPr>
-        <w:tab/>
-        <w:t>nu au nicio obligație cu privire la acestea;</w:t>
-      </w:r>
-    </w:p>
-    <w:p>
-      <w:pPr>
-        <w:pStyle w:val="Normal"/>
-        <w:keepNext w:val="false"/>
-        <w:pageBreakBefore w:val="false"/>
-        <w:widowControl/>
-        <w:bidi w:val="0"/>
-        <w:spacing w:before="0" w:after="40"/>
-        <w:ind w:hanging="360" w:left="720"/>
-        <w:jc w:val="left"/>
-        <w:rPr>
-          <w:rFonts w:ascii="Arial" w:hAnsi="Arial" w:eastAsia="Arial" w:cs="Arial"/>
-          <w:b w:val="false"/>
-          <w:i w:val="false"/>
-          <w:color w:val="auto"/>
-          <w:spacing w:val="0"/>
-          <w:w w:val="100"/>
-          <w:sz w:val="20"/>
-          <w:szCs w:val="20"/>
-          <w:lang w:val="ro-RO"/>
-        </w:rPr>
-      </w:pPr>
-      <w:r>
-        <w:rPr>
-          <w:rFonts w:eastAsia="Arial" w:cs="Arial" w:ascii="Arial" w:hAnsi="Arial"/>
-          <w:b/>
-          <w:i w:val="false"/>
-          <w:color w:val="auto"/>
-          <w:spacing w:val="0"/>
-          <w:w w:val="100"/>
-          <w:sz w:val="20"/>
-          <w:szCs w:val="20"/>
-          <w:lang w:val="ro-RO"/>
-        </w:rPr>
-        <w:t>b)</w:t>
-      </w:r>
-      <w:r>
-        <w:rPr>
-          <w:rFonts w:eastAsia="Arial" w:cs="Arial" w:ascii="Arial" w:hAnsi="Arial"/>
-          <w:b w:val="false"/>
-          <w:i w:val="false"/>
-          <w:color w:val="auto"/>
-          <w:spacing w:val="0"/>
-          <w:w w:val="100"/>
-          <w:sz w:val="20"/>
-          <w:szCs w:val="20"/>
-          <w:lang w:val="ro-RO"/>
-        </w:rPr>
-        <w:tab/>
-        <w:t>să le studieze, să le însușească și să le aplice;</w:t>
-      </w:r>
-    </w:p>
-    <w:p>
-      <w:pPr>
-        <w:pStyle w:val="Normal"/>
-        <w:keepNext w:val="false"/>
-        <w:pageBreakBefore w:val="false"/>
-        <w:widowControl/>
-        <w:bidi w:val="0"/>
-        <w:spacing w:before="0" w:after="120"/>
-        <w:ind w:hanging="360" w:left="720"/>
-        <w:jc w:val="left"/>
-        <w:rPr>
-          <w:rFonts w:ascii="Arial" w:hAnsi="Arial" w:eastAsia="Arial" w:cs="Arial"/>
-          <w:b w:val="false"/>
-          <w:i w:val="false"/>
-          <w:color w:val="auto"/>
-          <w:spacing w:val="0"/>
-          <w:w w:val="100"/>
-          <w:sz w:val="20"/>
-          <w:szCs w:val="20"/>
-          <w:lang w:val="ro-RO"/>
-        </w:rPr>
-      </w:pPr>
-      <w:r>
-        <w:rPr>
-          <w:rFonts w:eastAsia="Arial" w:cs="Arial" w:ascii="Arial" w:hAnsi="Arial"/>
-          <w:b/>
-          <w:i w:val="false"/>
-          <w:color w:val="auto"/>
-          <w:spacing w:val="0"/>
-          <w:w w:val="100"/>
-          <w:sz w:val="20"/>
-          <w:szCs w:val="20"/>
-          <w:lang w:val="ro-RO"/>
-        </w:rPr>
-        <w:t>c)</w:t>
-      </w:r>
-      <w:r>
-        <w:rPr>
-          <w:rFonts w:eastAsia="Arial" w:cs="Arial" w:ascii="Arial" w:hAnsi="Arial"/>
-          <w:b w:val="false"/>
-          <w:i w:val="false"/>
-          <w:color w:val="auto"/>
-          <w:spacing w:val="0"/>
-          <w:w w:val="100"/>
-          <w:sz w:val="20"/>
-          <w:szCs w:val="20"/>
-          <w:lang w:val="ro-RO"/>
-        </w:rPr>
-        <w:tab/>
-        <w:t>să le citească.</w:t>
-      </w:r>
-    </w:p>
-    <w:p>
-      <w:pPr>
-        <w:pStyle w:val="Normal"/>
-        <w:keepNext w:val="true"/>
-        <w:pageBreakBefore w:val="false"/>
-        <w:widowControl/>
-        <w:bidi w:val="0"/>
-        <w:spacing w:before="120" w:after="40"/>
-        <w:ind w:hanging="0" w:left="0"/>
-        <w:jc w:val="left"/>
-        <w:rPr>
-          <w:rFonts w:ascii="Arial" w:hAnsi="Arial" w:eastAsia="Arial" w:cs="Arial"/>
-          <w:b/>
-          <w:i w:val="false"/>
-          <w:color w:val="auto"/>
-          <w:spacing w:val="0"/>
-          <w:w w:val="100"/>
-          <w:sz w:val="20"/>
-          <w:szCs w:val="20"/>
-          <w:lang w:val="ro-RO"/>
-        </w:rPr>
-      </w:pPr>
-      <w:r>
-        <w:rPr>
-          <w:rFonts w:eastAsia="Arial" w:cs="Arial" w:ascii="Arial" w:hAnsi="Arial"/>
-          <w:b/>
-          <w:i w:val="false"/>
-          <w:color w:val="auto"/>
-          <w:spacing w:val="0"/>
-          <w:w w:val="100"/>
-          <w:sz w:val="20"/>
-          <w:szCs w:val="20"/>
-          <w:lang w:val="ro-RO"/>
-        </w:rPr>
-        <w:t>5. Blocarea cu mărfuri sau ambalaje a căilor de evacuare, salvare și intervenție în caz de incendiu, a hidranților, precum și a celorlalte mijloace de primă intervenție:</w:t>
-      </w:r>
-    </w:p>
-    <w:p>
-      <w:pPr>
-        <w:pStyle w:val="Normal"/>
-        <w:keepNext w:val="false"/>
-        <w:pageBreakBefore w:val="false"/>
-        <w:widowControl/>
-        <w:bidi w:val="0"/>
-        <w:spacing w:before="0" w:after="40"/>
-        <w:ind w:hanging="360" w:left="720"/>
-        <w:jc w:val="left"/>
-        <w:rPr>
-          <w:rFonts w:ascii="Arial" w:hAnsi="Arial" w:eastAsia="Arial" w:cs="Arial"/>
-          <w:b w:val="false"/>
-          <w:i w:val="false"/>
-          <w:color w:val="auto"/>
-          <w:spacing w:val="0"/>
-          <w:w w:val="100"/>
-          <w:sz w:val="20"/>
-          <w:szCs w:val="20"/>
-          <w:lang w:val="ro-RO"/>
-        </w:rPr>
-      </w:pPr>
-      <w:r>
-        <w:rPr>
-          <w:rFonts w:eastAsia="Arial" w:cs="Arial" w:ascii="Arial" w:hAnsi="Arial"/>
-          <w:b/>
-          <w:i w:val="false"/>
-          <w:color w:val="auto"/>
-          <w:spacing w:val="0"/>
-          <w:w w:val="100"/>
-          <w:sz w:val="20"/>
-          <w:szCs w:val="20"/>
-          <w:lang w:val="ro-RO"/>
-        </w:rPr>
-        <w:t>a)</w:t>
-      </w:r>
-      <w:r>
-        <w:rPr>
-          <w:rFonts w:eastAsia="Arial" w:cs="Arial" w:ascii="Arial" w:hAnsi="Arial"/>
-          <w:b w:val="false"/>
-          <w:i w:val="false"/>
-          <w:color w:val="auto"/>
-          <w:spacing w:val="0"/>
-          <w:w w:val="100"/>
-          <w:sz w:val="20"/>
-          <w:szCs w:val="20"/>
-          <w:lang w:val="ro-RO"/>
-        </w:rPr>
-        <w:tab/>
-        <w:t>este interzisă;</w:t>
-      </w:r>
-    </w:p>
-    <w:p>
-      <w:pPr>
-        <w:pStyle w:val="Normal"/>
-        <w:keepNext w:val="false"/>
-        <w:pageBreakBefore w:val="false"/>
-        <w:widowControl/>
-        <w:bidi w:val="0"/>
-        <w:spacing w:before="0" w:after="40"/>
-        <w:ind w:hanging="360" w:left="720"/>
-        <w:jc w:val="left"/>
-        <w:rPr>
-          <w:rFonts w:ascii="Arial" w:hAnsi="Arial" w:eastAsia="Arial" w:cs="Arial"/>
-          <w:b w:val="false"/>
-          <w:i w:val="false"/>
-          <w:color w:val="auto"/>
-          <w:spacing w:val="0"/>
-          <w:w w:val="100"/>
-          <w:sz w:val="20"/>
-          <w:szCs w:val="20"/>
-          <w:lang w:val="ro-RO"/>
-        </w:rPr>
-      </w:pPr>
-      <w:r>
-        <w:rPr>
-          <w:rFonts w:eastAsia="Arial" w:cs="Arial" w:ascii="Arial" w:hAnsi="Arial"/>
-          <w:b/>
-          <w:i w:val="false"/>
-          <w:color w:val="auto"/>
-          <w:spacing w:val="0"/>
-          <w:w w:val="100"/>
-          <w:sz w:val="20"/>
-          <w:szCs w:val="20"/>
-          <w:lang w:val="ro-RO"/>
-        </w:rPr>
-        <w:t>b)</w:t>
-      </w:r>
-      <w:r>
-        <w:rPr>
-          <w:rFonts w:eastAsia="Arial" w:cs="Arial" w:ascii="Arial" w:hAnsi="Arial"/>
-          <w:b w:val="false"/>
-          <w:i w:val="false"/>
-          <w:color w:val="auto"/>
-          <w:spacing w:val="0"/>
-          <w:w w:val="100"/>
-          <w:sz w:val="20"/>
-          <w:szCs w:val="20"/>
-          <w:lang w:val="ro-RO"/>
-        </w:rPr>
-        <w:tab/>
-        <w:t>este permisă pentru scurt timp;</w:t>
-      </w:r>
-    </w:p>
-    <w:p>
-      <w:pPr>
-        <w:pStyle w:val="Normal"/>
-        <w:keepNext w:val="false"/>
-        <w:pageBreakBefore w:val="false"/>
-        <w:widowControl/>
-        <w:bidi w:val="0"/>
-        <w:spacing w:before="0" w:after="120"/>
-        <w:ind w:hanging="360" w:left="720"/>
-        <w:jc w:val="left"/>
-        <w:rPr>
-          <w:rFonts w:ascii="Arial" w:hAnsi="Arial" w:eastAsia="Arial" w:cs="Arial"/>
-          <w:b w:val="false"/>
-          <w:i w:val="false"/>
-          <w:color w:val="auto"/>
-          <w:spacing w:val="0"/>
-          <w:w w:val="100"/>
-          <w:sz w:val="20"/>
-          <w:szCs w:val="20"/>
-          <w:lang w:val="ro-RO"/>
-        </w:rPr>
-      </w:pPr>
-      <w:r>
-        <w:rPr>
-          <w:rFonts w:eastAsia="Arial" w:cs="Arial" w:ascii="Arial" w:hAnsi="Arial"/>
-          <w:b/>
-          <w:i w:val="false"/>
-          <w:color w:val="auto"/>
-          <w:spacing w:val="0"/>
-          <w:w w:val="100"/>
-          <w:sz w:val="20"/>
-          <w:szCs w:val="20"/>
-          <w:lang w:val="ro-RO"/>
-        </w:rPr>
-        <w:t>c)</w:t>
-      </w:r>
-      <w:r>
-        <w:rPr>
-          <w:rFonts w:eastAsia="Arial" w:cs="Arial" w:ascii="Arial" w:hAnsi="Arial"/>
-          <w:b w:val="false"/>
-          <w:i w:val="false"/>
-          <w:color w:val="auto"/>
-          <w:spacing w:val="0"/>
-          <w:w w:val="100"/>
-          <w:sz w:val="20"/>
-          <w:szCs w:val="20"/>
-          <w:lang w:val="ro-RO"/>
-        </w:rPr>
-        <w:tab/>
-        <w:t>nu este interzisă.</w:t>
-      </w:r>
-    </w:p>
-    <w:p>
-      <w:pPr>
-        <w:pStyle w:val="Normal"/>
-        <w:keepNext w:val="true"/>
-        <w:pageBreakBefore w:val="false"/>
-        <w:widowControl/>
-        <w:bidi w:val="0"/>
-        <w:spacing w:before="120" w:after="40"/>
-        <w:ind w:hanging="0" w:left="0"/>
-        <w:jc w:val="left"/>
-        <w:rPr>
-          <w:rFonts w:ascii="Arial" w:hAnsi="Arial" w:eastAsia="Arial" w:cs="Arial"/>
-          <w:b/>
-          <w:i w:val="false"/>
-          <w:color w:val="auto"/>
-          <w:spacing w:val="0"/>
-          <w:w w:val="100"/>
-          <w:sz w:val="20"/>
-          <w:szCs w:val="20"/>
-          <w:lang w:val="ro-RO"/>
-        </w:rPr>
-      </w:pPr>
-      <w:r>
-        <w:rPr>
-          <w:rFonts w:eastAsia="Arial" w:cs="Arial" w:ascii="Arial" w:hAnsi="Arial"/>
-          <w:b/>
-          <w:i w:val="false"/>
-          <w:color w:val="auto"/>
-          <w:spacing w:val="0"/>
-          <w:w w:val="100"/>
-          <w:sz w:val="20"/>
-          <w:szCs w:val="20"/>
-          <w:lang w:val="ro-RO"/>
-        </w:rPr>
-        <w:t>6. Instruirea în domeniul situațiilor de urgență (instruirea introductiv-generală, instruirea la locul de muncă și instruirea periodică) pe locurile de muncă și pe categorii de salariați se face în baza:</w:t>
-      </w:r>
-    </w:p>
-    <w:p>
-      <w:pPr>
-        <w:pStyle w:val="Normal"/>
-        <w:keepNext w:val="false"/>
-        <w:pageBreakBefore w:val="false"/>
-        <w:widowControl/>
-        <w:bidi w:val="0"/>
-        <w:spacing w:before="0" w:after="40"/>
-        <w:ind w:hanging="360" w:left="720"/>
-        <w:jc w:val="left"/>
-        <w:rPr>
-          <w:rFonts w:ascii="Arial" w:hAnsi="Arial" w:eastAsia="Arial" w:cs="Arial"/>
-          <w:b w:val="false"/>
-          <w:i w:val="false"/>
-          <w:color w:val="auto"/>
-          <w:spacing w:val="0"/>
-          <w:w w:val="100"/>
-          <w:sz w:val="20"/>
-          <w:szCs w:val="20"/>
-          <w:lang w:val="ro-RO"/>
-        </w:rPr>
-      </w:pPr>
-      <w:r>
-        <w:rPr>
-          <w:rFonts w:eastAsia="Arial" w:cs="Arial" w:ascii="Arial" w:hAnsi="Arial"/>
-          <w:b/>
-          <w:i w:val="false"/>
-          <w:color w:val="auto"/>
-          <w:spacing w:val="0"/>
-          <w:w w:val="100"/>
-          <w:sz w:val="20"/>
-          <w:szCs w:val="20"/>
-          <w:lang w:val="ro-RO"/>
-        </w:rPr>
-        <w:t>a)</w:t>
-      </w:r>
-      <w:r>
-        <w:rPr>
-          <w:rFonts w:eastAsia="Arial" w:cs="Arial" w:ascii="Arial" w:hAnsi="Arial"/>
-          <w:b w:val="false"/>
-          <w:i w:val="false"/>
-          <w:color w:val="auto"/>
-          <w:spacing w:val="0"/>
-          <w:w w:val="100"/>
-          <w:sz w:val="20"/>
-          <w:szCs w:val="20"/>
-          <w:lang w:val="ro-RO"/>
-        </w:rPr>
-        <w:tab/>
-        <w:t>tematicii anuale și a graficului de instruire, aprobate de conducătorul unității;</w:t>
-      </w:r>
-    </w:p>
-    <w:p>
-      <w:pPr>
-        <w:pStyle w:val="Normal"/>
-        <w:keepNext w:val="false"/>
-        <w:pageBreakBefore w:val="false"/>
-        <w:widowControl/>
-        <w:bidi w:val="0"/>
-        <w:spacing w:before="0" w:after="40"/>
-        <w:ind w:hanging="360" w:left="720"/>
-        <w:jc w:val="left"/>
-        <w:rPr>
-          <w:rFonts w:ascii="Arial" w:hAnsi="Arial" w:eastAsia="Arial" w:cs="Arial"/>
-          <w:b w:val="false"/>
-          <w:i w:val="false"/>
-          <w:color w:val="auto"/>
-          <w:spacing w:val="0"/>
-          <w:w w:val="100"/>
-          <w:sz w:val="20"/>
-          <w:szCs w:val="20"/>
-          <w:lang w:val="ro-RO"/>
-        </w:rPr>
-      </w:pPr>
-      <w:r>
-        <w:rPr>
-          <w:rFonts w:eastAsia="Arial" w:cs="Arial" w:ascii="Arial" w:hAnsi="Arial"/>
-          <w:b/>
-          <w:i w:val="false"/>
-          <w:color w:val="auto"/>
-          <w:spacing w:val="0"/>
-          <w:w w:val="100"/>
-          <w:sz w:val="20"/>
-          <w:szCs w:val="20"/>
-          <w:lang w:val="ro-RO"/>
-        </w:rPr>
-        <w:t>b)</w:t>
-      </w:r>
-      <w:r>
-        <w:rPr>
-          <w:rFonts w:eastAsia="Arial" w:cs="Arial" w:ascii="Arial" w:hAnsi="Arial"/>
-          <w:b w:val="false"/>
-          <w:i w:val="false"/>
-          <w:color w:val="auto"/>
-          <w:spacing w:val="0"/>
-          <w:w w:val="100"/>
-          <w:sz w:val="20"/>
-          <w:szCs w:val="20"/>
-          <w:lang w:val="ro-RO"/>
-        </w:rPr>
-        <w:tab/>
-        <w:t>instrucțiunilor proprii;</w:t>
-      </w:r>
-    </w:p>
-    <w:p>
-      <w:pPr>
-        <w:pStyle w:val="Normal"/>
-        <w:keepNext w:val="false"/>
-        <w:pageBreakBefore w:val="false"/>
-        <w:widowControl/>
-        <w:bidi w:val="0"/>
-        <w:spacing w:before="0" w:after="120"/>
-        <w:ind w:hanging="360" w:left="720"/>
-        <w:jc w:val="left"/>
-        <w:rPr>
-          <w:rFonts w:ascii="Arial" w:hAnsi="Arial" w:eastAsia="Arial" w:cs="Arial"/>
-          <w:b w:val="false"/>
-          <w:i w:val="false"/>
-          <w:color w:val="auto"/>
-          <w:spacing w:val="0"/>
-          <w:w w:val="100"/>
-          <w:sz w:val="20"/>
-          <w:szCs w:val="20"/>
-          <w:lang w:val="ro-RO"/>
-        </w:rPr>
-      </w:pPr>
-      <w:r>
-        <w:rPr>
-          <w:rFonts w:eastAsia="Arial" w:cs="Arial" w:ascii="Arial" w:hAnsi="Arial"/>
-          <w:b/>
-          <w:i w:val="false"/>
-          <w:color w:val="auto"/>
-          <w:spacing w:val="0"/>
-          <w:w w:val="100"/>
-          <w:sz w:val="20"/>
-          <w:szCs w:val="20"/>
-          <w:lang w:val="ro-RO"/>
-        </w:rPr>
-        <w:t>c)</w:t>
-      </w:r>
-      <w:r>
-        <w:rPr>
-          <w:rFonts w:eastAsia="Arial" w:cs="Arial" w:ascii="Arial" w:hAnsi="Arial"/>
-          <w:b w:val="false"/>
-          <w:i w:val="false"/>
-          <w:color w:val="auto"/>
-          <w:spacing w:val="0"/>
-          <w:w w:val="100"/>
-          <w:sz w:val="20"/>
-          <w:szCs w:val="20"/>
-          <w:lang w:val="ro-RO"/>
-        </w:rPr>
-        <w:tab/>
-        <w:t>deciziei angajatorului.</w:t>
-      </w:r>
-    </w:p>
-    <w:p>
-      <w:pPr>
-        <w:pStyle w:val="Normal"/>
-        <w:keepNext w:val="true"/>
-        <w:pageBreakBefore w:val="false"/>
-        <w:widowControl/>
-        <w:bidi w:val="0"/>
-        <w:spacing w:before="120" w:after="40"/>
-        <w:ind w:hanging="0" w:left="0"/>
-        <w:jc w:val="left"/>
-        <w:rPr>
-          <w:rFonts w:ascii="Arial" w:hAnsi="Arial" w:eastAsia="Arial" w:cs="Arial"/>
-          <w:b/>
-          <w:i w:val="false"/>
-          <w:color w:val="auto"/>
-          <w:spacing w:val="0"/>
-          <w:w w:val="100"/>
-          <w:sz w:val="20"/>
-          <w:szCs w:val="20"/>
-          <w:lang w:val="ro-RO"/>
-        </w:rPr>
-      </w:pPr>
-      <w:r>
-        <w:rPr>
-          <w:rFonts w:eastAsia="Arial" w:cs="Arial" w:ascii="Arial" w:hAnsi="Arial"/>
-          <w:b/>
-          <w:i w:val="false"/>
-          <w:color w:val="auto"/>
-          <w:spacing w:val="0"/>
-          <w:w w:val="100"/>
-          <w:sz w:val="20"/>
-          <w:szCs w:val="20"/>
-          <w:lang w:val="ro-RO"/>
-        </w:rPr>
-        <w:t>7. Instruirea salariaților în domeniul situațiilor de urgență este:</w:t>
-      </w:r>
-    </w:p>
-    <w:p>
-      <w:pPr>
-        <w:pStyle w:val="Normal"/>
-        <w:keepNext w:val="false"/>
-        <w:pageBreakBefore w:val="false"/>
-        <w:widowControl/>
-        <w:bidi w:val="0"/>
-        <w:spacing w:before="0" w:after="40"/>
-        <w:ind w:hanging="360" w:left="720"/>
-        <w:jc w:val="left"/>
-        <w:rPr>
-          <w:rFonts w:ascii="Arial" w:hAnsi="Arial" w:eastAsia="Arial" w:cs="Arial"/>
-          <w:b w:val="false"/>
-          <w:i w:val="false"/>
-          <w:color w:val="auto"/>
-          <w:spacing w:val="0"/>
-          <w:w w:val="100"/>
-          <w:sz w:val="20"/>
-          <w:szCs w:val="20"/>
-          <w:lang w:val="ro-RO"/>
-        </w:rPr>
-      </w:pPr>
-      <w:r>
-        <w:rPr>
-          <w:rFonts w:eastAsia="Arial" w:cs="Arial" w:ascii="Arial" w:hAnsi="Arial"/>
-          <w:b/>
-          <w:i w:val="false"/>
-          <w:color w:val="auto"/>
-          <w:spacing w:val="0"/>
-          <w:w w:val="100"/>
-          <w:sz w:val="20"/>
-          <w:szCs w:val="20"/>
-          <w:lang w:val="ro-RO"/>
-        </w:rPr>
-        <w:t>a)</w:t>
-      </w:r>
-      <w:r>
-        <w:rPr>
-          <w:rFonts w:eastAsia="Arial" w:cs="Arial" w:ascii="Arial" w:hAnsi="Arial"/>
-          <w:b w:val="false"/>
-          <w:i w:val="false"/>
-          <w:color w:val="auto"/>
-          <w:spacing w:val="0"/>
-          <w:w w:val="100"/>
-          <w:sz w:val="20"/>
-          <w:szCs w:val="20"/>
-          <w:lang w:val="ro-RO"/>
-        </w:rPr>
-        <w:tab/>
-        <w:t>obligatorie;</w:t>
-      </w:r>
-    </w:p>
-    <w:p>
-      <w:pPr>
-        <w:pStyle w:val="Normal"/>
-        <w:keepNext w:val="false"/>
-        <w:pageBreakBefore w:val="false"/>
-        <w:widowControl/>
-        <w:bidi w:val="0"/>
-        <w:spacing w:before="0" w:after="40"/>
-        <w:ind w:hanging="360" w:left="720"/>
-        <w:jc w:val="left"/>
-        <w:rPr>
-          <w:rFonts w:ascii="Arial" w:hAnsi="Arial" w:eastAsia="Arial" w:cs="Arial"/>
-          <w:b w:val="false"/>
-          <w:i w:val="false"/>
-          <w:color w:val="auto"/>
-          <w:spacing w:val="0"/>
-          <w:w w:val="100"/>
-          <w:sz w:val="20"/>
-          <w:szCs w:val="20"/>
-          <w:lang w:val="ro-RO"/>
-        </w:rPr>
-      </w:pPr>
-      <w:r>
-        <w:rPr>
-          <w:rFonts w:eastAsia="Arial" w:cs="Arial" w:ascii="Arial" w:hAnsi="Arial"/>
-          <w:b/>
-          <w:i w:val="false"/>
-          <w:color w:val="auto"/>
-          <w:spacing w:val="0"/>
-          <w:w w:val="100"/>
-          <w:sz w:val="20"/>
-          <w:szCs w:val="20"/>
-          <w:lang w:val="ro-RO"/>
-        </w:rPr>
-        <w:t>b)</w:t>
-      </w:r>
-      <w:r>
-        <w:rPr>
-          <w:rFonts w:eastAsia="Arial" w:cs="Arial" w:ascii="Arial" w:hAnsi="Arial"/>
-          <w:b w:val="false"/>
-          <w:i w:val="false"/>
-          <w:color w:val="auto"/>
-          <w:spacing w:val="0"/>
-          <w:w w:val="100"/>
-          <w:sz w:val="20"/>
-          <w:szCs w:val="20"/>
-          <w:lang w:val="ro-RO"/>
-        </w:rPr>
-        <w:tab/>
-        <w:t>cu caracter permanent și susținut;</w:t>
-      </w:r>
-    </w:p>
-    <w:p>
-      <w:pPr>
-        <w:pStyle w:val="Normal"/>
-        <w:keepNext w:val="false"/>
-        <w:pageBreakBefore w:val="false"/>
-        <w:widowControl/>
-        <w:bidi w:val="0"/>
-        <w:spacing w:before="0" w:after="120"/>
-        <w:ind w:hanging="360" w:left="720"/>
-        <w:jc w:val="left"/>
-        <w:rPr>
-          <w:rFonts w:ascii="Arial" w:hAnsi="Arial" w:eastAsia="Arial" w:cs="Arial"/>
-          <w:b w:val="false"/>
-          <w:i w:val="false"/>
-          <w:color w:val="auto"/>
-          <w:spacing w:val="0"/>
-          <w:w w:val="100"/>
-          <w:sz w:val="20"/>
-          <w:szCs w:val="20"/>
-          <w:lang w:val="ro-RO"/>
-        </w:rPr>
-      </w:pPr>
-      <w:r>
-        <w:rPr>
-          <w:rFonts w:eastAsia="Arial" w:cs="Arial" w:ascii="Arial" w:hAnsi="Arial"/>
-          <w:b/>
-          <w:i w:val="false"/>
-          <w:color w:val="auto"/>
-          <w:spacing w:val="0"/>
-          <w:w w:val="100"/>
-          <w:sz w:val="20"/>
-          <w:szCs w:val="20"/>
-          <w:lang w:val="ro-RO"/>
-        </w:rPr>
-        <w:t>c)</w:t>
-      </w:r>
-      <w:r>
-        <w:rPr>
-          <w:rFonts w:eastAsia="Arial" w:cs="Arial" w:ascii="Arial" w:hAnsi="Arial"/>
-          <w:b w:val="false"/>
-          <w:i w:val="false"/>
-          <w:color w:val="auto"/>
-          <w:spacing w:val="0"/>
-          <w:w w:val="100"/>
-          <w:sz w:val="20"/>
-          <w:szCs w:val="20"/>
-          <w:lang w:val="ro-RO"/>
-        </w:rPr>
-        <w:tab/>
-        <w:t>efectuată în timpul desfășurării procesului de producție și la locul de muncă.</w:t>
-      </w:r>
-    </w:p>
-    <w:p>
-      <w:pPr>
-        <w:pStyle w:val="Normal"/>
-        <w:keepNext w:val="true"/>
-        <w:pageBreakBefore w:val="false"/>
-        <w:widowControl/>
-        <w:bidi w:val="0"/>
-        <w:spacing w:before="120" w:after="40"/>
-        <w:ind w:hanging="0" w:left="0"/>
-        <w:jc w:val="left"/>
-        <w:rPr>
-          <w:rFonts w:ascii="Arial" w:hAnsi="Arial" w:eastAsia="Arial" w:cs="Arial"/>
-          <w:b/>
-          <w:i w:val="false"/>
-          <w:color w:val="auto"/>
-          <w:spacing w:val="0"/>
-          <w:w w:val="100"/>
-          <w:sz w:val="20"/>
-          <w:szCs w:val="20"/>
-          <w:lang w:val="ro-RO"/>
-        </w:rPr>
-      </w:pPr>
-      <w:r>
-        <w:rPr>
-          <w:rFonts w:eastAsia="Arial" w:cs="Arial" w:ascii="Arial" w:hAnsi="Arial"/>
-          <w:b/>
-          <w:i w:val="false"/>
-          <w:color w:val="auto"/>
-          <w:spacing w:val="0"/>
-          <w:w w:val="100"/>
-          <w:sz w:val="20"/>
-          <w:szCs w:val="20"/>
-          <w:lang w:val="ro-RO"/>
-        </w:rPr>
-        <w:t>8. Fișele individuale de instructaj se întocmesc obligatoriu:</w:t>
-      </w:r>
-    </w:p>
-    <w:p>
-      <w:pPr>
-        <w:pStyle w:val="Normal"/>
-        <w:keepNext w:val="false"/>
-        <w:pageBreakBefore w:val="false"/>
-        <w:widowControl/>
-        <w:bidi w:val="0"/>
-        <w:spacing w:before="0" w:after="40"/>
-        <w:ind w:hanging="360" w:left="720"/>
-        <w:jc w:val="left"/>
-        <w:rPr>
-          <w:rFonts w:ascii="Arial" w:hAnsi="Arial" w:eastAsia="Arial" w:cs="Arial"/>
-          <w:b w:val="false"/>
-          <w:i w:val="false"/>
-          <w:color w:val="auto"/>
-          <w:spacing w:val="0"/>
-          <w:w w:val="100"/>
-          <w:sz w:val="20"/>
-          <w:szCs w:val="20"/>
-          <w:lang w:val="ro-RO"/>
-        </w:rPr>
-      </w:pPr>
-      <w:r>
-        <w:rPr>
-          <w:rFonts w:eastAsia="Arial" w:cs="Arial" w:ascii="Arial" w:hAnsi="Arial"/>
-          <w:b/>
-          <w:i w:val="false"/>
-          <w:color w:val="auto"/>
-          <w:spacing w:val="0"/>
-          <w:w w:val="100"/>
-          <w:sz w:val="20"/>
-          <w:szCs w:val="20"/>
-          <w:lang w:val="ro-RO"/>
-        </w:rPr>
-        <w:t>a)</w:t>
-      </w:r>
-      <w:r>
-        <w:rPr>
-          <w:rFonts w:eastAsia="Arial" w:cs="Arial" w:ascii="Arial" w:hAnsi="Arial"/>
-          <w:b w:val="false"/>
-          <w:i w:val="false"/>
-          <w:color w:val="auto"/>
-          <w:spacing w:val="0"/>
-          <w:w w:val="100"/>
-          <w:sz w:val="20"/>
-          <w:szCs w:val="20"/>
-          <w:lang w:val="ro-RO"/>
-        </w:rPr>
-        <w:tab/>
-        <w:t>pentru toate persoanele angajate;</w:t>
-      </w:r>
-    </w:p>
-    <w:p>
-      <w:pPr>
-        <w:pStyle w:val="Normal"/>
-        <w:keepNext w:val="false"/>
-        <w:pageBreakBefore w:val="false"/>
-        <w:widowControl/>
-        <w:bidi w:val="0"/>
-        <w:spacing w:before="0" w:after="40"/>
-        <w:ind w:hanging="360" w:left="720"/>
-        <w:jc w:val="left"/>
-        <w:rPr>
-          <w:rFonts w:ascii="Arial" w:hAnsi="Arial" w:eastAsia="Arial" w:cs="Arial"/>
-          <w:b w:val="false"/>
-          <w:i w:val="false"/>
-          <w:color w:val="auto"/>
-          <w:spacing w:val="0"/>
-          <w:w w:val="100"/>
-          <w:sz w:val="20"/>
-          <w:szCs w:val="20"/>
-          <w:lang w:val="ro-RO"/>
-        </w:rPr>
-      </w:pPr>
-      <w:r>
-        <w:rPr>
-          <w:rFonts w:eastAsia="Arial" w:cs="Arial" w:ascii="Arial" w:hAnsi="Arial"/>
-          <w:b/>
-          <w:i w:val="false"/>
-          <w:color w:val="auto"/>
-          <w:spacing w:val="0"/>
-          <w:w w:val="100"/>
-          <w:sz w:val="20"/>
-          <w:szCs w:val="20"/>
-          <w:lang w:val="ro-RO"/>
-        </w:rPr>
-        <w:t>b)</w:t>
-      </w:r>
-      <w:r>
-        <w:rPr>
-          <w:rFonts w:eastAsia="Arial" w:cs="Arial" w:ascii="Arial" w:hAnsi="Arial"/>
-          <w:b w:val="false"/>
-          <w:i w:val="false"/>
-          <w:color w:val="auto"/>
-          <w:spacing w:val="0"/>
-          <w:w w:val="100"/>
-          <w:sz w:val="20"/>
-          <w:szCs w:val="20"/>
-          <w:lang w:val="ro-RO"/>
-        </w:rPr>
-        <w:tab/>
-        <w:t>pentru toate persoanele prezente la instructaj;</w:t>
-      </w:r>
-    </w:p>
-    <w:p>
-      <w:pPr>
-        <w:pStyle w:val="Normal"/>
-        <w:keepNext w:val="false"/>
-        <w:pageBreakBefore w:val="false"/>
-        <w:widowControl/>
-        <w:bidi w:val="0"/>
-        <w:spacing w:before="0" w:after="120"/>
-        <w:ind w:hanging="360" w:left="720"/>
-        <w:jc w:val="left"/>
-        <w:rPr>
-          <w:rFonts w:ascii="Arial" w:hAnsi="Arial" w:eastAsia="Arial" w:cs="Arial"/>
-          <w:b w:val="false"/>
-          <w:i w:val="false"/>
-          <w:color w:val="auto"/>
-          <w:spacing w:val="0"/>
-          <w:w w:val="100"/>
-          <w:sz w:val="20"/>
-          <w:szCs w:val="20"/>
-          <w:lang w:val="ro-RO"/>
-        </w:rPr>
-      </w:pPr>
-      <w:r>
-        <w:rPr>
-          <w:rFonts w:eastAsia="Arial" w:cs="Arial" w:ascii="Arial" w:hAnsi="Arial"/>
-          <w:b/>
-          <w:i w:val="false"/>
-          <w:color w:val="auto"/>
-          <w:spacing w:val="0"/>
-          <w:w w:val="100"/>
-          <w:sz w:val="20"/>
-          <w:szCs w:val="20"/>
-          <w:lang w:val="ro-RO"/>
-        </w:rPr>
-        <w:t>c)</w:t>
-      </w:r>
-      <w:r>
-        <w:rPr>
-          <w:rFonts w:eastAsia="Arial" w:cs="Arial" w:ascii="Arial" w:hAnsi="Arial"/>
-          <w:b w:val="false"/>
-          <w:i w:val="false"/>
-          <w:color w:val="auto"/>
-          <w:spacing w:val="0"/>
-          <w:w w:val="100"/>
-          <w:sz w:val="20"/>
-          <w:szCs w:val="20"/>
-          <w:lang w:val="ro-RO"/>
-        </w:rPr>
-        <w:tab/>
-        <w:t>pentru muncitori.</w:t>
-      </w:r>
-    </w:p>
-    <w:p>
-      <w:pPr>
-        <w:pStyle w:val="Normal"/>
-        <w:keepNext w:val="true"/>
-        <w:pageBreakBefore w:val="false"/>
-        <w:widowControl/>
-        <w:bidi w:val="0"/>
-        <w:spacing w:before="120" w:after="40"/>
-        <w:ind w:hanging="0" w:left="0"/>
-        <w:jc w:val="left"/>
-        <w:rPr>
-          <w:rFonts w:ascii="Arial" w:hAnsi="Arial" w:eastAsia="Arial" w:cs="Arial"/>
-          <w:b/>
-          <w:i w:val="false"/>
-          <w:color w:val="auto"/>
-          <w:spacing w:val="0"/>
-          <w:w w:val="100"/>
-          <w:sz w:val="20"/>
-          <w:szCs w:val="20"/>
-          <w:lang w:val="ro-RO"/>
-        </w:rPr>
-      </w:pPr>
-      <w:r>
-        <w:rPr>
-          <w:rFonts w:eastAsia="Arial" w:cs="Arial" w:ascii="Arial" w:hAnsi="Arial"/>
-          <w:b/>
-          <w:i w:val="false"/>
-          <w:color w:val="auto"/>
-          <w:spacing w:val="0"/>
-          <w:w w:val="100"/>
-          <w:sz w:val="20"/>
-          <w:szCs w:val="20"/>
-          <w:lang w:val="ro-RO"/>
-        </w:rPr>
-        <w:t>9. Ușile spre căile de evacuare, ieșirile, casele scărilor și căile special prevăzute pentru evacuarea persoanelor și bunurilor materiale:</w:t>
-      </w:r>
-    </w:p>
-    <w:p>
-      <w:pPr>
-        <w:pStyle w:val="Normal"/>
-        <w:keepNext w:val="false"/>
-        <w:pageBreakBefore w:val="false"/>
-        <w:widowControl/>
-        <w:bidi w:val="0"/>
-        <w:spacing w:before="0" w:after="40"/>
-        <w:ind w:hanging="360" w:left="720"/>
-        <w:jc w:val="left"/>
-        <w:rPr>
-          <w:rFonts w:ascii="Arial" w:hAnsi="Arial" w:eastAsia="Arial" w:cs="Arial"/>
-          <w:b w:val="false"/>
-          <w:i w:val="false"/>
-          <w:color w:val="auto"/>
-          <w:spacing w:val="0"/>
-          <w:w w:val="100"/>
-          <w:sz w:val="20"/>
-          <w:szCs w:val="20"/>
-          <w:lang w:val="ro-RO"/>
-        </w:rPr>
-      </w:pPr>
-      <w:r>
-        <w:rPr>
-          <w:rFonts w:eastAsia="Arial" w:cs="Arial" w:ascii="Arial" w:hAnsi="Arial"/>
-          <w:b/>
-          <w:i w:val="false"/>
-          <w:color w:val="auto"/>
-          <w:spacing w:val="0"/>
-          <w:w w:val="100"/>
-          <w:sz w:val="20"/>
-          <w:szCs w:val="20"/>
-          <w:lang w:val="ro-RO"/>
-        </w:rPr>
-        <w:t>a)</w:t>
-      </w:r>
-      <w:r>
-        <w:rPr>
-          <w:rFonts w:eastAsia="Arial" w:cs="Arial" w:ascii="Arial" w:hAnsi="Arial"/>
-          <w:b w:val="false"/>
-          <w:i w:val="false"/>
-          <w:color w:val="auto"/>
-          <w:spacing w:val="0"/>
-          <w:w w:val="100"/>
-          <w:sz w:val="20"/>
-          <w:szCs w:val="20"/>
-          <w:lang w:val="ro-RO"/>
-        </w:rPr>
-        <w:tab/>
-        <w:t>nu vor fi blocate sau suprimate, chiar dacă în clădire există și alte căi de evacuare, practicabile și accesibile;</w:t>
-      </w:r>
-    </w:p>
-    <w:p>
-      <w:pPr>
-        <w:pStyle w:val="Normal"/>
-        <w:keepNext w:val="false"/>
-        <w:pageBreakBefore w:val="false"/>
-        <w:widowControl/>
-        <w:bidi w:val="0"/>
-        <w:spacing w:before="0" w:after="40"/>
-        <w:ind w:hanging="360" w:left="720"/>
-        <w:jc w:val="left"/>
-        <w:rPr>
-          <w:rFonts w:ascii="Arial" w:hAnsi="Arial" w:eastAsia="Arial" w:cs="Arial"/>
-          <w:b w:val="false"/>
-          <w:i w:val="false"/>
-          <w:color w:val="auto"/>
-          <w:spacing w:val="0"/>
-          <w:w w:val="100"/>
-          <w:sz w:val="20"/>
-          <w:szCs w:val="20"/>
-          <w:lang w:val="ro-RO"/>
-        </w:rPr>
-      </w:pPr>
-      <w:r>
-        <w:rPr>
-          <w:rFonts w:eastAsia="Arial" w:cs="Arial" w:ascii="Arial" w:hAnsi="Arial"/>
-          <w:b/>
-          <w:i w:val="false"/>
-          <w:color w:val="auto"/>
-          <w:spacing w:val="0"/>
-          <w:w w:val="100"/>
-          <w:sz w:val="20"/>
-          <w:szCs w:val="20"/>
-          <w:lang w:val="ro-RO"/>
-        </w:rPr>
-        <w:t>b)</w:t>
-      </w:r>
-      <w:r>
-        <w:rPr>
-          <w:rFonts w:eastAsia="Arial" w:cs="Arial" w:ascii="Arial" w:hAnsi="Arial"/>
-          <w:b w:val="false"/>
-          <w:i w:val="false"/>
-          <w:color w:val="auto"/>
-          <w:spacing w:val="0"/>
-          <w:w w:val="100"/>
-          <w:sz w:val="20"/>
-          <w:szCs w:val="20"/>
-          <w:lang w:val="ro-RO"/>
-        </w:rPr>
-        <w:tab/>
-        <w:t>nu vor fi încuiate;</w:t>
-      </w:r>
-    </w:p>
-    <w:p>
-      <w:pPr>
-        <w:pStyle w:val="Normal"/>
-        <w:keepNext w:val="false"/>
-        <w:pageBreakBefore w:val="false"/>
-        <w:widowControl/>
-        <w:bidi w:val="0"/>
-        <w:spacing w:before="0" w:after="120"/>
-        <w:ind w:hanging="360" w:left="720"/>
-        <w:jc w:val="left"/>
-        <w:rPr>
-          <w:rFonts w:ascii="Arial" w:hAnsi="Arial" w:eastAsia="Arial" w:cs="Arial"/>
-          <w:b w:val="false"/>
-          <w:i w:val="false"/>
-          <w:color w:val="auto"/>
-          <w:spacing w:val="0"/>
-          <w:w w:val="100"/>
-          <w:sz w:val="20"/>
-          <w:szCs w:val="20"/>
-          <w:lang w:val="ro-RO"/>
-        </w:rPr>
-      </w:pPr>
-      <w:r>
-        <w:rPr>
-          <w:rFonts w:eastAsia="Arial" w:cs="Arial" w:ascii="Arial" w:hAnsi="Arial"/>
-          <w:b/>
-          <w:i w:val="false"/>
-          <w:color w:val="auto"/>
-          <w:spacing w:val="0"/>
-          <w:w w:val="100"/>
-          <w:sz w:val="20"/>
-          <w:szCs w:val="20"/>
-          <w:lang w:val="ro-RO"/>
-        </w:rPr>
-        <w:t>c)</w:t>
-      </w:r>
-      <w:r>
-        <w:rPr>
-          <w:rFonts w:eastAsia="Arial" w:cs="Arial" w:ascii="Arial" w:hAnsi="Arial"/>
-          <w:b w:val="false"/>
-          <w:i w:val="false"/>
-          <w:color w:val="auto"/>
-          <w:spacing w:val="0"/>
-          <w:w w:val="100"/>
-          <w:sz w:val="20"/>
-          <w:szCs w:val="20"/>
-          <w:lang w:val="ro-RO"/>
-        </w:rPr>
-        <w:tab/>
-        <w:t>vor fi lăsate deschise în permanență.</w:t>
-      </w:r>
-    </w:p>
-    <w:p>
-      <w:pPr>
-        <w:pStyle w:val="Normal"/>
-        <w:keepNext w:val="true"/>
-        <w:pageBreakBefore w:val="false"/>
-        <w:widowControl/>
-        <w:bidi w:val="0"/>
-        <w:spacing w:before="120" w:after="40"/>
-        <w:ind w:hanging="0" w:left="0"/>
-        <w:jc w:val="left"/>
-        <w:rPr>
-          <w:rFonts w:ascii="Arial" w:hAnsi="Arial" w:eastAsia="Arial" w:cs="Arial"/>
-          <w:b/>
-          <w:i w:val="false"/>
-          <w:color w:val="auto"/>
-          <w:spacing w:val="0"/>
-          <w:w w:val="100"/>
-          <w:sz w:val="20"/>
-          <w:szCs w:val="20"/>
-          <w:lang w:val="ro-RO"/>
-        </w:rPr>
-      </w:pPr>
-      <w:r>
-        <w:rPr>
-          <w:rFonts w:eastAsia="Arial" w:cs="Arial" w:ascii="Arial" w:hAnsi="Arial"/>
-          <w:b/>
-          <w:i w:val="false"/>
-          <w:color w:val="auto"/>
-          <w:spacing w:val="0"/>
-          <w:w w:val="100"/>
-          <w:sz w:val="20"/>
-          <w:szCs w:val="20"/>
-          <w:lang w:val="ro-RO"/>
-        </w:rPr>
-        <w:t>10. Dacă încăperile sunt puternic încălzite și inundate de fum:</w:t>
-      </w:r>
-    </w:p>
-    <w:p>
-      <w:pPr>
-        <w:pStyle w:val="Normal"/>
-        <w:keepNext w:val="false"/>
-        <w:pageBreakBefore w:val="false"/>
-        <w:widowControl/>
-        <w:bidi w:val="0"/>
-        <w:spacing w:before="0" w:after="40"/>
-        <w:ind w:hanging="360" w:left="720"/>
-        <w:jc w:val="left"/>
-        <w:rPr>
-          <w:rFonts w:ascii="Arial" w:hAnsi="Arial" w:eastAsia="Arial" w:cs="Arial"/>
-          <w:b w:val="false"/>
-          <w:i w:val="false"/>
-          <w:color w:val="auto"/>
-          <w:spacing w:val="0"/>
-          <w:w w:val="100"/>
-          <w:sz w:val="20"/>
-          <w:szCs w:val="20"/>
-          <w:lang w:val="ro-RO"/>
-        </w:rPr>
-      </w:pPr>
-      <w:r>
-        <w:rPr>
-          <w:rFonts w:eastAsia="Arial" w:cs="Arial" w:ascii="Arial" w:hAnsi="Arial"/>
-          <w:b/>
-          <w:i w:val="false"/>
-          <w:color w:val="auto"/>
-          <w:spacing w:val="0"/>
-          <w:w w:val="100"/>
-          <w:sz w:val="20"/>
-          <w:szCs w:val="20"/>
-          <w:lang w:val="ro-RO"/>
-        </w:rPr>
-        <w:t>a)</w:t>
-      </w:r>
-      <w:r>
-        <w:rPr>
-          <w:rFonts w:eastAsia="Arial" w:cs="Arial" w:ascii="Arial" w:hAnsi="Arial"/>
-          <w:b w:val="false"/>
-          <w:i w:val="false"/>
-          <w:color w:val="auto"/>
-          <w:spacing w:val="0"/>
-          <w:w w:val="100"/>
-          <w:sz w:val="20"/>
-          <w:szCs w:val="20"/>
-          <w:lang w:val="ro-RO"/>
-        </w:rPr>
-        <w:tab/>
-        <w:t>folosiți echipamentul de protecție aferent sau, în lipsa acestuia, aplicați-vă pe față, în dreptul gurii și nasului, o batistă umedă și mergeți aplecat, deoarece concentrația fumului este mai mică și temperatura mai scăzută la nivelul pardoselii;</w:t>
-      </w:r>
-    </w:p>
-    <w:p>
-      <w:pPr>
-        <w:pStyle w:val="Normal"/>
-        <w:keepNext w:val="false"/>
-        <w:pageBreakBefore w:val="false"/>
-        <w:widowControl/>
-        <w:bidi w:val="0"/>
-        <w:spacing w:before="0" w:after="40"/>
-        <w:ind w:hanging="360" w:left="720"/>
-        <w:jc w:val="left"/>
-        <w:rPr>
-          <w:rFonts w:ascii="Arial" w:hAnsi="Arial" w:eastAsia="Arial" w:cs="Arial"/>
-          <w:b w:val="false"/>
-          <w:i w:val="false"/>
-          <w:color w:val="auto"/>
-          <w:spacing w:val="0"/>
-          <w:w w:val="100"/>
-          <w:sz w:val="20"/>
-          <w:szCs w:val="20"/>
-          <w:lang w:val="ro-RO"/>
-        </w:rPr>
-      </w:pPr>
-      <w:r>
-        <w:rPr>
-          <w:rFonts w:eastAsia="Arial" w:cs="Arial" w:ascii="Arial" w:hAnsi="Arial"/>
-          <w:b/>
-          <w:i w:val="false"/>
-          <w:color w:val="auto"/>
-          <w:spacing w:val="0"/>
-          <w:w w:val="100"/>
-          <w:sz w:val="20"/>
-          <w:szCs w:val="20"/>
-          <w:lang w:val="ro-RO"/>
-        </w:rPr>
         <w:t>b)</w:t>
       </w:r>
       <w:r>
@@ -1915,199 +1915,6 @@
         </w:rPr>
         <w:tab/>
         <w:t>fugiți spre cea mai apropiată ușă;</w:t>
-      </w:r>
-    </w:p>
-    <w:p>
-      <w:pPr>
-        <w:pStyle w:val="Normal"/>
-        <w:keepNext w:val="false"/>
-        <w:pageBreakBefore w:val="false"/>
-        <w:widowControl/>
-        <w:bidi w:val="0"/>
-        <w:spacing w:before="0" w:after="120"/>
-        <w:ind w:hanging="360" w:left="720"/>
-        <w:jc w:val="left"/>
-        <w:rPr>
-          <w:rFonts w:ascii="Arial" w:hAnsi="Arial" w:eastAsia="Arial" w:cs="Arial"/>
-          <w:b w:val="false"/>
-          <w:i w:val="false"/>
-          <w:color w:val="auto"/>
-          <w:spacing w:val="0"/>
-          <w:w w:val="100"/>
-          <w:sz w:val="20"/>
-          <w:szCs w:val="20"/>
-          <w:lang w:val="ro-RO"/>
-        </w:rPr>
-      </w:pPr>
-      <w:r>
-        <w:rPr>
-          <w:rFonts w:eastAsia="Arial" w:cs="Arial" w:ascii="Arial" w:hAnsi="Arial"/>
-          <w:b/>
-          <w:i w:val="false"/>
-          <w:color w:val="auto"/>
-          <w:spacing w:val="0"/>
-          <w:w w:val="100"/>
-          <w:sz w:val="20"/>
-          <w:szCs w:val="20"/>
-          <w:lang w:val="ro-RO"/>
-        </w:rPr>
-        <w:t>c)</w:t>
-      </w:r>
-      <w:r>
-        <w:rPr>
-          <w:rFonts w:eastAsia="Arial" w:cs="Arial" w:ascii="Arial" w:hAnsi="Arial"/>
-          <w:b w:val="false"/>
-          <w:i w:val="false"/>
-          <w:color w:val="auto"/>
-          <w:spacing w:val="0"/>
-          <w:w w:val="100"/>
-          <w:sz w:val="20"/>
-          <w:szCs w:val="20"/>
-          <w:lang w:val="ro-RO"/>
-        </w:rPr>
-        <w:tab/>
-        <w:t>săriți pe geam.</w:t>
-      </w:r>
-    </w:p>
-    <w:p>
-      <w:pPr>
-        <w:pStyle w:val="Normal"/>
-        <w:keepNext w:val="true"/>
-        <w:pageBreakBefore w:val="false"/>
-        <w:widowControl/>
-        <w:bidi w:val="0"/>
-        <w:spacing w:before="120" w:after="40"/>
-        <w:ind w:hanging="0" w:left="0"/>
-        <w:jc w:val="left"/>
-        <w:rPr>
-          <w:rFonts w:ascii="Arial" w:hAnsi="Arial" w:eastAsia="Arial" w:cs="Arial"/>
-          <w:b/>
-          <w:i w:val="false"/>
-          <w:color w:val="auto"/>
-          <w:spacing w:val="0"/>
-          <w:w w:val="100"/>
-          <w:sz w:val="20"/>
-          <w:szCs w:val="20"/>
-          <w:lang w:val="ro-RO"/>
-        </w:rPr>
-      </w:pPr>
-      <w:r>
-        <w:rPr>
-          <w:rFonts w:eastAsia="Arial" w:cs="Arial" w:ascii="Arial" w:hAnsi="Arial"/>
-          <w:b/>
-          <w:i w:val="false"/>
-          <w:color w:val="auto"/>
-          <w:spacing w:val="0"/>
-          <w:w w:val="100"/>
-          <w:sz w:val="20"/>
-          <w:szCs w:val="20"/>
-          <w:lang w:val="ro-RO"/>
-        </w:rPr>
-        <w:t>11. Spuma chimică sau mecanică se poate utiliza ca și produs de stingere a incendiilor pentru:</w:t>
-      </w:r>
-    </w:p>
-    <w:p>
-      <w:pPr>
-        <w:pStyle w:val="Normal"/>
-        <w:keepNext w:val="false"/>
-        <w:pageBreakBefore w:val="false"/>
-        <w:widowControl/>
-        <w:bidi w:val="0"/>
-        <w:spacing w:before="0" w:after="40"/>
-        <w:ind w:hanging="360" w:left="720"/>
-        <w:jc w:val="left"/>
-        <w:rPr>
-          <w:rFonts w:ascii="Arial" w:hAnsi="Arial" w:eastAsia="Arial" w:cs="Arial"/>
-          <w:b w:val="false"/>
-          <w:i w:val="false"/>
-          <w:color w:val="auto"/>
-          <w:spacing w:val="0"/>
-          <w:w w:val="100"/>
-          <w:sz w:val="20"/>
-          <w:szCs w:val="20"/>
-          <w:lang w:val="ro-RO"/>
-        </w:rPr>
-      </w:pPr>
-      <w:r>
-        <w:rPr>
-          <w:rFonts w:eastAsia="Arial" w:cs="Arial" w:ascii="Arial" w:hAnsi="Arial"/>
-          <w:b/>
-          <w:i w:val="false"/>
-          <w:color w:val="auto"/>
-          <w:spacing w:val="0"/>
-          <w:w w:val="100"/>
-          <w:sz w:val="20"/>
-          <w:szCs w:val="20"/>
-          <w:lang w:val="ro-RO"/>
-        </w:rPr>
-        <w:t>a)</w:t>
-      </w:r>
-      <w:r>
-        <w:rPr>
-          <w:rFonts w:eastAsia="Arial" w:cs="Arial" w:ascii="Arial" w:hAnsi="Arial"/>
-          <w:b w:val="false"/>
-          <w:i w:val="false"/>
-          <w:color w:val="auto"/>
-          <w:spacing w:val="0"/>
-          <w:w w:val="100"/>
-          <w:sz w:val="20"/>
-          <w:szCs w:val="20"/>
-          <w:lang w:val="ro-RO"/>
-        </w:rPr>
-        <w:tab/>
-        <w:t>echipamentele electrice;</w:t>
-      </w:r>
-    </w:p>
-    <w:p>
-      <w:pPr>
-        <w:pStyle w:val="Normal"/>
-        <w:keepNext w:val="false"/>
-        <w:pageBreakBefore w:val="false"/>
-        <w:widowControl/>
-        <w:bidi w:val="0"/>
-        <w:spacing w:before="0" w:after="40"/>
-        <w:ind w:hanging="360" w:left="720"/>
-        <w:jc w:val="left"/>
-        <w:rPr>
-          <w:rFonts w:ascii="Arial" w:hAnsi="Arial" w:eastAsia="Arial" w:cs="Arial"/>
-          <w:b w:val="false"/>
-          <w:i w:val="false"/>
-          <w:color w:val="auto"/>
-          <w:spacing w:val="0"/>
-          <w:w w:val="100"/>
-          <w:sz w:val="20"/>
-          <w:szCs w:val="20"/>
-          <w:lang w:val="ro-RO"/>
-        </w:rPr>
-      </w:pPr>
-      <w:r>
-        <w:rPr>
-          <w:rFonts w:eastAsia="Arial" w:cs="Arial" w:ascii="Arial" w:hAnsi="Arial"/>
-          <w:b/>
-          <w:i w:val="false"/>
-          <w:color w:val="auto"/>
-          <w:spacing w:val="0"/>
-          <w:w w:val="100"/>
-          <w:sz w:val="20"/>
-          <w:szCs w:val="20"/>
-          <w:lang w:val="ro-RO"/>
-        </w:rPr>
-        <w:t>b)</w:t>
-      </w:r>
-      <w:r>
-        <w:rPr>
-          <w:rFonts w:eastAsia="Arial" w:cs="Arial" w:ascii="Arial" w:hAnsi="Arial"/>
-          <w:b w:val="false"/>
-          <w:i w:val="false"/>
-          <w:color w:val="auto"/>
-          <w:spacing w:val="0"/>
-          <w:w w:val="100"/>
-          <w:sz w:val="20"/>
-          <w:szCs w:val="20"/>
-          <w:lang w:val="ro-RO"/>
-        </w:rPr>
-        <w:tab/>
-        <w:t>lichide combustibile sau materiale solide care se topesc ușor;</w:t>
       </w:r>
     </w:p>
     <w:p>
@@ -2159,7 +1966,7 @@
           <w:lang w:val="ro-RO"/>
         </w:rPr>
         <w:tab/>
-        <w:t>materiale solide a căror ardere formează jar.</w:t>
+        <w:t>săriți pe geam.</w:t>
       </w:r>
     </w:p>
     <w:tbl>
@@ -3752,7 +3559,7 @@
           <w:p>
             <w:pPr>
               <w:pStyle w:val="TableContents"/>
-              <w:keepNext w:val="true"/>
+              <w:keepNext w:val="false"/>
               <w:widowControl/>
               <w:bidi w:val="0"/>
               <w:spacing w:before="0" w:after="0"/>
@@ -3837,109 +3644,6 @@
           </w:p>
         </w:tc>
       </w:tr>
-      <w:tr>
-        <w:trPr/>
-        <w:tc>
-          <w:tcPr>
-            <w:tcW w:w="4251" w:type="dxa"/>
-            <w:tcBorders>
-              <w:left w:val="single" w:sz="4" w:space="0" w:color="000000"/>
-              <w:bottom w:val="single" w:sz="4" w:space="0" w:color="000000"/>
-            </w:tcBorders>
-            <w:tcMar>
-              <w:top w:w="107" w:type="dxa"/>
-              <w:bottom w:w="107" w:type="dxa"/>
-            </w:tcMar>
-            <w:vAlign w:val="center"/>
-          </w:tcPr>
-          <w:p>
-            <w:pPr>
-              <w:pStyle w:val="TableContents"/>
-              <w:keepNext w:val="false"/>
-              <w:widowControl/>
-              <w:bidi w:val="0"/>
-              <w:spacing w:before="0" w:after="0"/>
-              <w:ind w:hanging="0" w:left="0"/>
-              <w:jc w:val="center"/>
-              <w:rPr>
-                <w:rFonts w:ascii="Arial" w:hAnsi="Arial" w:eastAsia="Arial" w:cs="Arial"/>
-                <w:b w:val="false"/>
-                <w:i w:val="false"/>
-                <w:color w:val="auto"/>
-                <w:spacing w:val="0"/>
-                <w:w w:val="100"/>
-                <w:sz w:val="20"/>
-                <w:szCs w:val="20"/>
-                <w:lang w:val="ro-RO"/>
-              </w:rPr>
-            </w:pPr>
-            <w:r>
-              <w:rPr>
-                <w:rFonts w:eastAsia="Arial" w:cs="Arial" w:ascii="Arial" w:hAnsi="Arial"/>
-                <w:b w:val="false"/>
-                <w:i w:val="false"/>
-                <w:color w:val="auto"/>
-                <w:spacing w:val="0"/>
-                <w:w w:val="100"/>
-                <w:sz w:val="20"/>
-                <w:szCs w:val="20"/>
-                <w:lang w:val="ro-RO"/>
-              </w:rPr>
-              <w:t>11</w:t>
-            </w:r>
-          </w:p>
-        </w:tc>
-        <w:tc>
-          <w:tcPr>
-            <w:tcW w:w="5104" w:type="dxa"/>
-            <w:tcBorders>
-              <w:left w:val="single" w:sz="4" w:space="0" w:color="000000"/>
-              <w:bottom w:val="single" w:sz="4" w:space="0" w:color="000000"/>
-              <w:right w:val="single" w:sz="4" w:space="0" w:color="000000"/>
-            </w:tcBorders>
-            <w:tcMar>
-              <w:top w:w="107" w:type="dxa"/>
-              <w:bottom w:w="107" w:type="dxa"/>
-            </w:tcMar>
-            <w:vAlign w:val="center"/>
-          </w:tcPr>
-          <w:p>
-            <w:pPr>
-              <w:pStyle w:val="TableContents"/>
-              <w:keepNext w:val="false"/>
-              <w:widowControl/>
-              <w:bidi w:val="0"/>
-              <w:spacing w:before="0" w:after="0"/>
-              <w:ind w:hanging="0" w:left="0"/>
-              <w:jc w:val="center"/>
-              <w:rPr>
-                <w:rFonts w:ascii="Arial" w:hAnsi="Arial" w:eastAsia="Arial" w:cs="Arial"/>
-                <w:b w:val="false"/>
-                <w:i w:val="false"/>
-                <w:color w:val="auto"/>
-                <w:spacing w:val="0"/>
-                <w:w w:val="100"/>
-                <w:sz w:val="20"/>
-                <w:szCs w:val="20"/>
-                <w:lang w:val="ro-RO"/>
-              </w:rPr>
-            </w:pPr>
-            <w:r>
-              <w:rPr>
-                <w:rFonts w:eastAsia="Arial" w:cs="Arial" w:ascii="Arial" w:hAnsi="Arial"/>
-                <w:b w:val="false"/>
-                <w:i w:val="false"/>
-                <w:color w:val="auto"/>
-                <w:spacing w:val="0"/>
-                <w:w w:val="100"/>
-                <w:sz w:val="20"/>
-                <w:szCs w:val="20"/>
-                <w:lang w:val="ro-RO"/>
-              </w:rPr>
-            </w:r>
-          </w:p>
-        </w:tc>
-      </w:tr>
     </w:tbl>
     <w:p>
       <w:pPr>
@@ -4072,7 +3776,7 @@
     <w:p>
       <w:pPr>
         <w:pStyle w:val="Normal"/>
-        <w:keepNext w:val="false"/>
+        <w:keepNext w:val="true"/>
         <w:pageBreakBefore w:val="false"/>
         <w:widowControl/>
         <w:bidi w:val="0"/>
@@ -4213,7 +3917,7 @@
     <w:p>
       <w:pPr>
         <w:pStyle w:val="Normal"/>
-        <w:keepNext w:val="false"/>
+        <w:keepNext w:val="true"/>
         <w:pageBreakBefore w:val="false"/>
         <w:widowControl/>
         <w:bidi w:val="0"/>
@@ -4265,7 +3969,7 @@
     <w:p>
       <w:pPr>
         <w:pStyle w:val="Normal"/>
-        <w:keepNext w:val="false"/>
+        <w:keepNext w:val="true"/>
         <w:pageBreakBefore w:val="false"/>
         <w:widowControl/>
         <w:bidi w:val="0"/>
@@ -4406,7 +4110,7 @@
     <w:p>
       <w:pPr>
         <w:pStyle w:val="Normal"/>
-        <w:keepNext w:val="false"/>
+        <w:keepNext w:val="true"/>
         <w:pageBreakBefore w:val="false"/>
         <w:widowControl/>
         <w:bidi w:val="0"/>
@@ -4458,7 +4162,7 @@
     <w:p>
       <w:pPr>
         <w:pStyle w:val="Normal"/>
-        <w:keepNext w:val="false"/>
+        <w:keepNext w:val="true"/>
         <w:pageBreakBefore w:val="false"/>
         <w:widowControl/>
         <w:bidi w:val="0"/>
@@ -4599,7 +4303,7 @@
     <w:p>
       <w:pPr>
         <w:pStyle w:val="Normal"/>
-        <w:keepNext w:val="false"/>
+        <w:keepNext w:val="true"/>
         <w:pageBreakBefore w:val="false"/>
         <w:widowControl/>
         <w:bidi w:val="0"/>
@@ -4651,7 +4355,7 @@
     <w:p>
       <w:pPr>
         <w:pStyle w:val="Normal"/>
-        <w:keepNext w:val="false"/>
+        <w:keepNext w:val="true"/>
         <w:pageBreakBefore w:val="false"/>
         <w:widowControl/>
         <w:bidi w:val="0"/>
@@ -4792,7 +4496,7 @@
     <w:p>
       <w:pPr>
         <w:pStyle w:val="Normal"/>
-        <w:keepNext w:val="false"/>
+        <w:keepNext w:val="true"/>
         <w:pageBreakBefore w:val="false"/>
         <w:widowControl/>
         <w:bidi w:val="0"/>
@@ -4844,7 +4548,7 @@
     <w:p>
       <w:pPr>
         <w:pStyle w:val="Normal"/>
-        <w:keepNext w:val="false"/>
+        <w:keepNext w:val="true"/>
         <w:pageBreakBefore w:val="false"/>
         <w:widowControl/>
         <w:bidi w:val="0"/>
@@ -4985,7 +4689,7 @@
     <w:p>
       <w:pPr>
         <w:pStyle w:val="Normal"/>
-        <w:keepNext w:val="false"/>
+        <w:keepNext w:val="true"/>
         <w:pageBreakBefore w:val="false"/>
         <w:widowControl/>
         <w:bidi w:val="0"/>
@@ -5037,7 +4741,7 @@
     <w:p>
       <w:pPr>
         <w:pStyle w:val="Normal"/>
-        <w:keepNext w:val="false"/>
+        <w:keepNext w:val="true"/>
         <w:pageBreakBefore w:val="false"/>
         <w:widowControl/>
         <w:bidi w:val="0"/>
@@ -5178,7 +4882,7 @@
     <w:p>
       <w:pPr>
         <w:pStyle w:val="Normal"/>
-        <w:keepNext w:val="false"/>
+        <w:keepNext w:val="true"/>
         <w:pageBreakBefore w:val="false"/>
         <w:widowControl/>
         <w:bidi w:val="0"/>
@@ -5230,7 +4934,7 @@
     <w:p>
       <w:pPr>
         <w:pStyle w:val="Normal"/>
-        <w:keepNext w:val="false"/>
+        <w:keepNext w:val="true"/>
         <w:pageBreakBefore w:val="false"/>
         <w:widowControl/>
         <w:bidi w:val="0"/>
@@ -5371,7 +5075,7 @@
     <w:p>
       <w:pPr>
         <w:pStyle w:val="Normal"/>
-        <w:keepNext w:val="false"/>
+        <w:keepNext w:val="true"/>
         <w:pageBreakBefore w:val="false"/>
         <w:widowControl/>
         <w:bidi w:val="0"/>
@@ -5423,7 +5127,7 @@
     <w:p>
       <w:pPr>
         <w:pStyle w:val="Normal"/>
-        <w:keepNext w:val="false"/>
+        <w:keepNext w:val="true"/>
         <w:pageBreakBefore w:val="false"/>
         <w:widowControl/>
         <w:bidi w:val="0"/>
@@ -5564,7 +5268,7 @@
     <w:p>
       <w:pPr>
         <w:pStyle w:val="Normal"/>
-        <w:keepNext w:val="false"/>
+        <w:keepNext w:val="true"/>
         <w:pageBreakBefore w:val="false"/>
         <w:widowControl/>
         <w:bidi w:val="0"/>
@@ -5616,7 +5320,7 @@
     <w:p>
       <w:pPr>
         <w:pStyle w:val="Normal"/>
-        <w:keepNext w:val="false"/>
+        <w:keepNext w:val="true"/>
         <w:pageBreakBefore w:val="false"/>
         <w:widowControl/>
         <w:bidi w:val="0"/>
@@ -5757,7 +5461,7 @@
     <w:p>
       <w:pPr>
         <w:pStyle w:val="Normal"/>
-        <w:keepNext w:val="false"/>
+        <w:keepNext w:val="true"/>
         <w:pageBreakBefore w:val="false"/>
         <w:widowControl/>
         <w:bidi w:val="0"/>
@@ -5809,7 +5513,7 @@
     <w:p>
       <w:pPr>
         <w:pStyle w:val="Normal"/>
-        <w:keepNext w:val="false"/>
+        <w:keepNext w:val="true"/>
         <w:pageBreakBefore w:val="false"/>
         <w:widowControl/>
         <w:bidi w:val="0"/>
@@ -5908,199 +5612,6 @@
         </w:rPr>
         <w:tab/>
         <w:t>săriți pe geam.</w:t>
-      </w:r>
-    </w:p>
-    <w:p>
-      <w:pPr>
-        <w:pStyle w:val="Normal"/>
-        <w:keepNext w:val="true"/>
-        <w:pageBreakBefore w:val="false"/>
-        <w:widowControl/>
-        <w:bidi w:val="0"/>
-        <w:spacing w:before="120" w:after="40"/>
-        <w:ind w:hanging="0" w:left="0"/>
-        <w:jc w:val="left"/>
-        <w:rPr>
-          <w:rFonts w:ascii="Arial" w:hAnsi="Arial" w:eastAsia="Arial" w:cs="Arial"/>
-          <w:b/>
-          <w:i w:val="false"/>
-          <w:color w:val="auto"/>
-          <w:spacing w:val="0"/>
-          <w:w w:val="100"/>
-          <w:sz w:val="20"/>
-          <w:szCs w:val="20"/>
-          <w:lang w:val="ro-RO"/>
-        </w:rPr>
-      </w:pPr>
-      <w:r>
-        <w:rPr>
-          <w:rFonts w:eastAsia="Arial" w:cs="Arial" w:ascii="Arial" w:hAnsi="Arial"/>
-          <w:b/>
-          <w:i w:val="false"/>
-          <w:color w:val="auto"/>
-          <w:spacing w:val="0"/>
-          <w:w w:val="100"/>
-          <w:sz w:val="20"/>
-          <w:szCs w:val="20"/>
-          <w:lang w:val="ro-RO"/>
-        </w:rPr>
-        <w:t>11. Spuma chimică sau mecanică se poate utiliza ca și produs de stingere a incendiilor pentru:</w:t>
-      </w:r>
-    </w:p>
-    <w:p>
-      <w:pPr>
-        <w:pStyle w:val="Normal"/>
-        <w:keepNext w:val="false"/>
-        <w:pageBreakBefore w:val="false"/>
-        <w:widowControl/>
-        <w:bidi w:val="0"/>
-        <w:spacing w:before="0" w:after="40"/>
-        <w:ind w:hanging="360" w:left="720"/>
-        <w:jc w:val="left"/>
-        <w:rPr>
-          <w:rFonts w:ascii="Arial" w:hAnsi="Arial" w:eastAsia="Arial" w:cs="Arial"/>
-          <w:b w:val="false"/>
-          <w:i w:val="false"/>
-          <w:color w:val="auto"/>
-          <w:spacing w:val="0"/>
-          <w:w w:val="100"/>
-          <w:sz w:val="20"/>
-          <w:szCs w:val="20"/>
-          <w:lang w:val="ro-RO"/>
-        </w:rPr>
-      </w:pPr>
-      <w:r>
-        <w:rPr>
-          <w:rFonts w:eastAsia="Arial" w:cs="Arial" w:ascii="Arial" w:hAnsi="Arial"/>
-          <w:b/>
-          <w:i w:val="false"/>
-          <w:color w:val="auto"/>
-          <w:spacing w:val="0"/>
-          <w:w w:val="100"/>
-          <w:sz w:val="20"/>
-          <w:szCs w:val="20"/>
-          <w:lang w:val="ro-RO"/>
-        </w:rPr>
-        <w:t>a)</w:t>
-      </w:r>
-      <w:r>
-        <w:rPr>
-          <w:rFonts w:eastAsia="Arial" w:cs="Arial" w:ascii="Arial" w:hAnsi="Arial"/>
-          <w:b w:val="false"/>
-          <w:i w:val="false"/>
-          <w:color w:val="auto"/>
-          <w:spacing w:val="0"/>
-          <w:w w:val="100"/>
-          <w:sz w:val="20"/>
-          <w:szCs w:val="20"/>
-          <w:lang w:val="ro-RO"/>
-        </w:rPr>
-        <w:tab/>
-        <w:t>echipamentele electrice;</w:t>
-      </w:r>
-    </w:p>
-    <w:p>
-      <w:pPr>
-        <w:pStyle w:val="Normal"/>
-        <w:keepNext w:val="false"/>
-        <w:pageBreakBefore w:val="false"/>
-        <w:widowControl/>
-        <w:bidi w:val="0"/>
-        <w:spacing w:before="0" w:after="40"/>
-        <w:ind w:hanging="360" w:left="720"/>
-        <w:jc w:val="left"/>
-        <w:rPr>
-          <w:rFonts w:ascii="Arial" w:hAnsi="Arial" w:eastAsia="Arial" w:cs="Arial"/>
-          <w:b w:val="false"/>
-          <w:i w:val="false"/>
-          <w:color w:val="auto"/>
-          <w:spacing w:val="0"/>
-          <w:w w:val="100"/>
-          <w:sz w:val="20"/>
-          <w:szCs w:val="20"/>
-          <w:lang w:val="ro-RO"/>
-        </w:rPr>
-      </w:pPr>
-      <w:r>
-        <w:rPr>
-          <w:rFonts w:eastAsia="Arial" w:cs="Arial" w:ascii="Arial" w:hAnsi="Arial"/>
-          <w:b/>
-          <w:i w:val="false"/>
-          <w:color w:val="auto"/>
-          <w:spacing w:val="0"/>
-          <w:w w:val="100"/>
-          <w:sz w:val="20"/>
-          <w:szCs w:val="20"/>
-          <w:lang w:val="ro-RO"/>
-        </w:rPr>
-        <w:t>b)</w:t>
-      </w:r>
-      <w:r>
-        <w:rPr>
-          <w:rFonts w:eastAsia="Arial" w:cs="Arial" w:ascii="Arial" w:hAnsi="Arial"/>
-          <w:b w:val="false"/>
-          <w:i w:val="false"/>
-          <w:color w:val="auto"/>
-          <w:spacing w:val="0"/>
-          <w:w w:val="100"/>
-          <w:sz w:val="20"/>
-          <w:szCs w:val="20"/>
-          <w:lang w:val="ro-RO"/>
-        </w:rPr>
-        <w:tab/>
-        <w:t>lichide combustibile sau materiale solide care se topesc ușor;</w:t>
-      </w:r>
-    </w:p>
-    <w:p>
-      <w:pPr>
-        <w:pStyle w:val="Normal"/>
-        <w:keepNext w:val="false"/>
-        <w:pageBreakBefore w:val="false"/>
-        <w:widowControl/>
-        <w:bidi w:val="0"/>
-        <w:spacing w:before="0" w:after="120"/>
-        <w:ind w:hanging="360" w:left="720"/>
-        <w:jc w:val="left"/>
-        <w:rPr>
-          <w:rFonts w:ascii="Arial" w:hAnsi="Arial" w:eastAsia="Arial" w:cs="Arial"/>
-          <w:b w:val="false"/>
-          <w:i w:val="false"/>
-          <w:color w:val="auto"/>
-          <w:spacing w:val="0"/>
-          <w:w w:val="100"/>
-          <w:sz w:val="20"/>
-          <w:szCs w:val="20"/>
-          <w:lang w:val="ro-RO"/>
-        </w:rPr>
-      </w:pPr>
-      <w:r>
-        <w:rPr>
-          <w:rFonts w:eastAsia="Arial" w:cs="Arial" w:ascii="Arial" w:hAnsi="Arial"/>
-          <w:b/>
-          <w:i w:val="false"/>
-          <w:color w:val="auto"/>
-          <w:spacing w:val="0"/>
-          <w:w w:val="100"/>
-          <w:sz w:val="20"/>
-          <w:szCs w:val="20"/>
-          <w:lang w:val="ro-RO"/>
-        </w:rPr>
-        <w:t>c)</w:t>
-      </w:r>
-      <w:r>
-        <w:rPr>
-          <w:rFonts w:eastAsia="Arial" w:cs="Arial" w:ascii="Arial" w:hAnsi="Arial"/>
-          <w:b w:val="false"/>
-          <w:i w:val="false"/>
-          <w:color w:val="auto"/>
-          <w:spacing w:val="0"/>
-          <w:w w:val="100"/>
-          <w:sz w:val="20"/>
-          <w:szCs w:val="20"/>
-          <w:lang w:val="ro-RO"/>
-        </w:rPr>
-        <w:tab/>
-        <w:t>materiale solide a căror ardere formează jar.</w:t>
       </w:r>
     </w:p>
     <w:p>
@@ -7211,7 +6722,7 @@
           <w:p>
             <w:pPr>
               <w:pStyle w:val="TableContents"/>
-              <w:keepNext w:val="true"/>
+              <w:keepNext w:val="false"/>
               <w:widowControl/>
               <w:bidi w:val="0"/>
               <w:spacing w:before="0" w:after="0"/>
@@ -7293,110 +6804,6 @@
                 <w:lang w:val="ro-RO"/>
               </w:rPr>
               <w:t>A</w:t>
-            </w:r>
-          </w:p>
-        </w:tc>
-      </w:tr>
-      <w:tr>
-        <w:trPr/>
-        <w:tc>
-          <w:tcPr>
-            <w:tcW w:w="4251" w:type="dxa"/>
-            <w:tcBorders>
-              <w:left w:val="single" w:sz="4" w:space="0" w:color="000000"/>
-              <w:bottom w:val="single" w:sz="4" w:space="0" w:color="000000"/>
-            </w:tcBorders>
-            <w:tcMar>
-              <w:top w:w="107" w:type="dxa"/>
-              <w:bottom w:w="107" w:type="dxa"/>
-            </w:tcMar>
-            <w:vAlign w:val="center"/>
-          </w:tcPr>
-          <w:p>
-            <w:pPr>
-              <w:pStyle w:val="TableContents"/>
-              <w:keepNext w:val="false"/>
-              <w:widowControl/>
-              <w:bidi w:val="0"/>
-              <w:spacing w:before="0" w:after="0"/>
-              <w:ind w:hanging="0" w:left="0"/>
-              <w:jc w:val="center"/>
-              <w:rPr>
-                <w:rFonts w:ascii="Arial" w:hAnsi="Arial" w:eastAsia="Arial" w:cs="Arial"/>
-                <w:b w:val="false"/>
-                <w:i w:val="false"/>
-                <w:color w:val="auto"/>
-                <w:spacing w:val="0"/>
-                <w:w w:val="100"/>
-                <w:sz w:val="20"/>
-                <w:szCs w:val="20"/>
-                <w:lang w:val="ro-RO"/>
-              </w:rPr>
-            </w:pPr>
-            <w:r>
-              <w:rPr>
-                <w:rFonts w:eastAsia="Arial" w:cs="Arial" w:ascii="Arial" w:hAnsi="Arial"/>
-                <w:b w:val="false"/>
-                <w:i w:val="false"/>
-                <w:color w:val="auto"/>
-                <w:spacing w:val="0"/>
-                <w:w w:val="100"/>
-                <w:sz w:val="20"/>
-                <w:szCs w:val="20"/>
-                <w:lang w:val="ro-RO"/>
-              </w:rPr>
-              <w:t>11</w:t>
-            </w:r>
-          </w:p>
-        </w:tc>
-        <w:tc>
-          <w:tcPr>
-            <w:tcW w:w="5104" w:type="dxa"/>
-            <w:tcBorders>
-              <w:left w:val="single" w:sz="4" w:space="0" w:color="000000"/>
-              <w:bottom w:val="single" w:sz="4" w:space="0" w:color="000000"/>
-              <w:right w:val="single" w:sz="4" w:space="0" w:color="000000"/>
-            </w:tcBorders>
-            <w:tcMar>
-              <w:top w:w="107" w:type="dxa"/>
-              <w:bottom w:w="107" w:type="dxa"/>
-            </w:tcMar>
-            <w:vAlign w:val="center"/>
-          </w:tcPr>
-          <w:p>
-            <w:pPr>
-              <w:pStyle w:val="TableContents"/>
-              <w:keepNext w:val="false"/>
-              <w:widowControl/>
-              <w:bidi w:val="0"/>
-              <w:spacing w:before="0" w:after="0"/>
-              <w:ind w:hanging="0" w:left="0"/>
-              <w:jc w:val="center"/>
-              <w:rPr>
-                <w:rFonts w:ascii="Arial" w:hAnsi="Arial" w:eastAsia="Arial" w:cs="Arial"/>
-                <w:b w:val="false"/>
-                <w:i w:val="false"/>
-                <w:color w:val="auto"/>
-                <w:spacing w:val="0"/>
-                <w:w w:val="100"/>
-                <w:sz w:val="20"/>
-                <w:szCs w:val="20"/>
-                <w:lang w:val="ro-RO"/>
-              </w:rPr>
-            </w:pPr>
-            <w:r>
-              <w:rPr>
-                <w:rFonts w:eastAsia="Arial" w:cs="Arial" w:ascii="Arial" w:hAnsi="Arial"/>
-                <w:b w:val="false"/>
-                <w:i w:val="false"/>
-                <w:color w:val="auto"/>
-                <w:spacing w:val="0"/>
-                <w:w w:val="100"/>
-                <w:sz w:val="20"/>
-                <w:szCs w:val="20"/>
-                <w:lang w:val="ro-RO"/>
-              </w:rPr>
-              <w:t>BC</w:t>
             </w:r>
           </w:p>
         </w:tc>

--- a/packages/document-engine/templates/fire/4.2_fire_test_annual.docx
+++ b/packages/document-engine/templates/fire/4.2_fire_test_annual.docx
@@ -1924,7 +1924,7 @@
         <w:pageBreakBefore w:val="false"/>
         <w:widowControl/>
         <w:bidi w:val="0"/>
-        <w:spacing w:before="0" w:after="120"/>
+        <w:spacing w:before="0" w:after="240"/>
         <w:ind w:hanging="360" w:left="720"/>
         <w:jc w:val="left"/>
         <w:rPr>

--- a/packages/document-engine/templates/fire/4.2_fire_test_annual.docx
+++ b/packages/document-engine/templates/fire/4.2_fire_test_annual.docx
@@ -79,7 +79,7 @@
     <w:p>
       <w:pPr>
         <w:pStyle w:val="Normal"/>
-        <w:keepNext w:val="false"/>
+        <w:keepNext w:val="true"/>
         <w:pageBreakBefore w:val="false"/>
         <w:widowControl/>
         <w:bidi w:val="0"/>
@@ -1816,7 +1816,7 @@
     <w:p>
       <w:pPr>
         <w:pStyle w:val="Normal"/>
-        <w:keepNext w:val="false"/>
+        <w:keepNext w:val="true"/>
         <w:pageBreakBefore w:val="false"/>
         <w:widowControl/>
         <w:bidi w:val="0"/>
@@ -3724,7 +3724,7 @@
     <w:p>
       <w:pPr>
         <w:pStyle w:val="Normal"/>
-        <w:keepNext w:val="false"/>
+        <w:keepNext w:val="true"/>
         <w:pageBreakBefore w:val="false"/>
         <w:widowControl/>
         <w:bidi w:val="0"/>

--- a/packages/document-engine/templates/fire/4.2_fire_test_annual.docx
+++ b/packages/document-engine/templates/fire/4.2_fire_test_annual.docx
@@ -36,7 +36,7 @@
           <w:szCs w:val="20"/>
           <w:lang w:val="ro-RO"/>
         </w:rPr>
-        <w:t>TESTARE DE VERIFICARE A CUNOȘTINȚELOR PRIVIND SITUAȚIILE DE URGENȚĂ (PERIODIC)</w:t>
+        <w:t>TEST DE VERIFICARE A CUNOȘTINȚELOR PRIVIND SITUAȚIILE DE URGENȚĂ (PERIODIC)</w:t>
       </w:r>
     </w:p>
     <w:p>
@@ -125,7 +125,7 @@
           <w:lang w:val="ro-RO"/>
         </w:rPr>
         <w:tab/>
-        <w:t>stingerea incendiilor și/sau explozie urmată de incendiu;</w:t>
+        <w:t>stingerea incendiilor, inclusiv în cazul unei explozii urmate de incendiu;</w:t>
       </w:r>
     </w:p>
     <w:p>
@@ -266,7 +266,7 @@
           <w:szCs w:val="20"/>
           <w:lang w:val="ro-RO"/>
         </w:rPr>
-        <w:t>2. În cazul sesizării unui incendiu, persoana respectivă va acționa astfel:</w:t>
+        <w:t>2. În cazul sesizării unui incendiu, persoana care l-a sesizat va acționa astfel:</w:t>
       </w:r>
     </w:p>
     <w:p>
@@ -318,7 +318,7 @@
           <w:lang w:val="ro-RO"/>
         </w:rPr>
         <w:tab/>
-        <w:t>alertarea forțelor proprii sau a celor cu care unitatea a încheiat contract sau convenție pentru intervenția la incendiu;</w:t>
+        <w:t>alertează forțele proprii sau forțele cu care unitatea a încheiat un contract sau o convenție pentru intervenția la incendiu;</w:t>
       </w:r>
     </w:p>
     <w:p>
@@ -563,7 +563,7 @@
           <w:lang w:val="ro-RO"/>
         </w:rPr>
         <w:tab/>
-        <w:t>alarmarea, evacuarea, stingerea incendiului;</w:t>
+        <w:t>alarmarea, evacuarea și stingerea incendiului;</w:t>
       </w:r>
     </w:p>
     <w:p>
@@ -652,7 +652,7 @@
           <w:szCs w:val="20"/>
           <w:lang w:val="ro-RO"/>
         </w:rPr>
-        <w:t>4. Care este obligația salariaților de la locurile de muncă cu privire la instrucțiunile de apărare:</w:t>
+        <w:t>4. Care este obligația salariaților de la locurile de muncă cu privire la instrucțiunile de apărare împotriva incendiilor?</w:t>
       </w:r>
     </w:p>
     <w:p>
@@ -1669,7 +1669,7 @@
           <w:lang w:val="ro-RO"/>
         </w:rPr>
         <w:tab/>
-        <w:t>nu vor fi blocate sau suprimate, chiar dacă în clădire există și alte căi de evacuare, practicabile și accesibile;</w:t>
+        <w:t>nu vor fi blocate sau suprimate, chiar dacă în clădire există și alte căi de evacuare practicabile și accesibile;</w:t>
       </w:r>
     </w:p>
     <w:p>
@@ -1862,7 +1862,7 @@
           <w:lang w:val="ro-RO"/>
         </w:rPr>
         <w:tab/>
-        <w:t>folosiți echipamentul de protecție aferent sau, în lipsa acestuia, aplicați-vă pe față, în dreptul gurii și nasului, o batistă umedă și mergeți aplecat, deoarece concentrația fumului este mai mică și temperatura mai scăzută la nivelul pardoselii;</w:t>
+        <w:t>folosiți echipamentul de protecție aferent sau, în lipsa acestuia, aplicați-vă pe față, în dreptul gurii și al nasului, o batistă umedă și mergeți aplecat, deoarece concentrația fumului este mai mică și temperatura mai scăzută la nivelul pardoselii;</w:t>
       </w:r>
     </w:p>
     <w:p>
@@ -2609,7 +2609,7 @@
                 <w:szCs w:val="20"/>
                 <w:lang w:val="ro-RO"/>
               </w:rPr>
-              <w:t>Răspunsul acordat</w:t>
+              <w:t>Răspunsul dat</w:t>
             </w:r>
           </w:p>
         </w:tc>
@@ -3681,7 +3681,7 @@
           <w:szCs w:val="20"/>
           <w:lang w:val="ro-RO"/>
         </w:rPr>
-        <w:t>TESTARE DE VERIFICARE A CUNOȘTINȚELOR PRIVIND SITUAȚIILE DE URGENȚĂ (PERIODIC)</w:t>
+        <w:t>TEST DE VERIFICARE A CUNOȘTINȚELOR PRIVIND SITUAȚIILE DE URGENȚĂ (PERIODIC)</w:t>
       </w:r>
     </w:p>
     <w:p>
@@ -3770,7 +3770,7 @@
           <w:lang w:val="ro-RO"/>
         </w:rPr>
         <w:tab/>
-        <w:t>stingerea incendiilor și/sau explozie urmată de incendiu;</w:t>
+        <w:t>stingerea incendiilor, inclusiv în cazul unei explozii urmate de incendiu;</w:t>
       </w:r>
     </w:p>
     <w:p>
@@ -3911,7 +3911,7 @@
           <w:szCs w:val="20"/>
           <w:lang w:val="ro-RO"/>
         </w:rPr>
-        <w:t>2. În cazul sesizării unui incendiu, persoana respectivă va acționa astfel:</w:t>
+        <w:t>2. În cazul sesizării unui incendiu, persoana care l-a sesizat va acționa astfel:</w:t>
       </w:r>
     </w:p>
     <w:p>
@@ -3963,7 +3963,7 @@
           <w:lang w:val="ro-RO"/>
         </w:rPr>
         <w:tab/>
-        <w:t>alertarea forțelor proprii sau a celor cu care unitatea a încheiat contract sau convenție pentru intervenția la incendiu;</w:t>
+        <w:t>alertează forțele proprii sau forțele cu care unitatea a încheiat un contract sau o convenție pentru intervenția la incendiu;</w:t>
       </w:r>
     </w:p>
     <w:p>
@@ -4208,7 +4208,7 @@
           <w:lang w:val="ro-RO"/>
         </w:rPr>
         <w:tab/>
-        <w:t>alarmarea, evacuarea, stingerea incendiului;</w:t>
+        <w:t>alarmarea, evacuarea și stingerea incendiului;</w:t>
       </w:r>
     </w:p>
     <w:p>
@@ -4297,7 +4297,7 @@
           <w:szCs w:val="20"/>
           <w:lang w:val="ro-RO"/>
         </w:rPr>
-        <w:t>4. Care este obligația salariaților de la locurile de muncă cu privire la instrucțiunile de apărare:</w:t>
+        <w:t>4. Care este obligația salariaților de la locurile de muncă cu privire la instrucțiunile de apărare împotriva incendiilor?</w:t>
       </w:r>
     </w:p>
     <w:p>
@@ -5314,7 +5314,7 @@
           <w:lang w:val="ro-RO"/>
         </w:rPr>
         <w:tab/>
-        <w:t>nu vor fi blocate sau suprimate, chiar dacă în clădire există și alte căi de evacuare, practicabile și accesibile;</w:t>
+        <w:t>nu vor fi blocate sau suprimate, chiar dacă în clădire există și alte căi de evacuare practicabile și accesibile;</w:t>
       </w:r>
     </w:p>
     <w:p>
@@ -5507,7 +5507,7 @@
           <w:lang w:val="ro-RO"/>
         </w:rPr>
         <w:tab/>
-        <w:t>folosiți echipamentul de protecție aferent sau, în lipsa acestuia, aplicați-vă pe față, în dreptul gurii și nasului, o batistă umedă și mergeți aplecat, deoarece concentrația fumului este mai mică și temperatura mai scăzută la nivelul pardoselii;</w:t>
+        <w:t>folosiți echipamentul de protecție aferent sau, în lipsa acestuia, aplicați-vă pe față, în dreptul gurii și al nasului, o batistă umedă și mergeți aplecat, deoarece concentrația fumului este mai mică și temperatura mai scăzută la nivelul pardoselii;</w:t>
       </w:r>
     </w:p>
     <w:p>
@@ -5648,7 +5648,7 @@
           <w:szCs w:val="20"/>
           <w:lang w:val="ro-RO"/>
         </w:rPr>
-        <w:t>SPECIMEN CU RĂSPUNSURILE CORECTE</w:t>
+        <w:t>RĂSPUNSURILE CORECTE</w:t>
       </w:r>
     </w:p>
     <w:tbl>
@@ -5867,7 +5867,7 @@
                 <w:szCs w:val="20"/>
                 <w:lang w:val="ro-RO"/>
               </w:rPr>
-              <w:t>A</w:t>
+              <w:t>a</w:t>
             </w:r>
           </w:p>
         </w:tc>
@@ -5971,7 +5971,7 @@
                 <w:szCs w:val="20"/>
                 <w:lang w:val="ro-RO"/>
               </w:rPr>
-              <w:t>AC</w:t>
+              <w:t>a, c</w:t>
             </w:r>
           </w:p>
         </w:tc>
@@ -6075,7 +6075,7 @@
                 <w:szCs w:val="20"/>
                 <w:lang w:val="ro-RO"/>
               </w:rPr>
-              <w:t>B</w:t>
+              <w:t>b</w:t>
             </w:r>
           </w:p>
         </w:tc>
@@ -6179,7 +6179,7 @@
                 <w:szCs w:val="20"/>
                 <w:lang w:val="ro-RO"/>
               </w:rPr>
-              <w:t>B</w:t>
+              <w:t>b</w:t>
             </w:r>
           </w:p>
         </w:tc>
@@ -6283,7 +6283,7 @@
                 <w:szCs w:val="20"/>
                 <w:lang w:val="ro-RO"/>
               </w:rPr>
-              <w:t>A</w:t>
+              <w:t>a</w:t>
             </w:r>
           </w:p>
         </w:tc>
@@ -6387,7 +6387,7 @@
                 <w:szCs w:val="20"/>
                 <w:lang w:val="ro-RO"/>
               </w:rPr>
-              <w:t>A</w:t>
+              <w:t>a</w:t>
             </w:r>
           </w:p>
         </w:tc>
@@ -6491,7 +6491,7 @@
                 <w:szCs w:val="20"/>
                 <w:lang w:val="ro-RO"/>
               </w:rPr>
-              <w:t>ABC</w:t>
+              <w:t>a, b, c</w:t>
             </w:r>
           </w:p>
         </w:tc>
@@ -6595,7 +6595,7 @@
                 <w:szCs w:val="20"/>
                 <w:lang w:val="ro-RO"/>
               </w:rPr>
-              <w:t>A</w:t>
+              <w:t>a</w:t>
             </w:r>
           </w:p>
         </w:tc>
@@ -6699,7 +6699,7 @@
                 <w:szCs w:val="20"/>
                 <w:lang w:val="ro-RO"/>
               </w:rPr>
-              <w:t>A</w:t>
+              <w:t>a</w:t>
             </w:r>
           </w:p>
         </w:tc>
@@ -6803,7 +6803,7 @@
                 <w:szCs w:val="20"/>
                 <w:lang w:val="ro-RO"/>
               </w:rPr>
-              <w:t>A</w:t>
+              <w:t>a</w:t>
             </w:r>
           </w:p>
         </w:tc>

--- a/packages/document-engine/templates/fire/4.2_fire_test_annual.docx
+++ b/packages/document-engine/templates/fire/4.2_fire_test_annual.docx
@@ -37,6 +37,43 @@
           <w:lang w:val="ro-RO"/>
         </w:rPr>
         <w:t>TEST DE VERIFICARE A CUNOȘTINȚELOR PRIVIND SITUAȚIILE DE URGENȚĂ (PERIODIC)</w:t>
+      </w:r>
+    </w:p>
+    <w:p>
+      <w:pPr>
+        <w:pStyle w:val="Normal"/>
+        <w:keepNext w:val="true"/>
+        <w:pageBreakBefore w:val="false"/>
+        <w:widowControl/>
+        <w:bidi w:val="0"/>
+        <w:spacing w:before="0" w:after="0"/>
+        <w:ind w:hanging="0" w:left="0"/>
+        <w:jc w:val="center"/>
+        <w:rPr>
+          <w:rFonts w:ascii="Arial" w:hAnsi="Arial" w:eastAsia="Arial" w:cs="Arial"/>
+          <w:b w:val="false"/>
+          <w:i/>
+          <w:color w:val="auto"/>
+          <w:spacing w:val="0"/>
+          <w:w w:val="100"/>
+          <w:sz w:val="20"/>
+          <w:szCs w:val="20"/>
+          <w:lang w:val="ro-RO"/>
+        </w:rPr>
+      </w:pPr>
+      <w:r>
+        <w:rPr>
+          <w:rFonts w:eastAsia="Arial" w:cs="Arial" w:ascii="Arial" w:hAnsi="Arial"/>
+          <w:b w:val="false"/>
+          <w:i/>
+          <w:color w:val="auto"/>
+          <w:spacing w:val="0"/>
+          <w:w w:val="100"/>
+          <w:sz w:val="20"/>
+          <w:szCs w:val="20"/>
+          <w:lang w:val="ro-RO"/>
+        </w:rPr>
+        <w:t>La fiecare întrebare pot fi corecte unul sau mai multe răspunsuri.</w:t>
       </w:r>
     </w:p>
     <w:p>
@@ -3682,6 +3719,43 @@
           <w:lang w:val="ro-RO"/>
         </w:rPr>
         <w:t>TEST DE VERIFICARE A CUNOȘTINȚELOR PRIVIND SITUAȚIILE DE URGENȚĂ (PERIODIC)</w:t>
+      </w:r>
+    </w:p>
+    <w:p>
+      <w:pPr>
+        <w:pStyle w:val="Normal"/>
+        <w:keepNext w:val="true"/>
+        <w:pageBreakBefore w:val="false"/>
+        <w:widowControl/>
+        <w:bidi w:val="0"/>
+        <w:spacing w:before="0" w:after="0"/>
+        <w:ind w:hanging="0" w:left="0"/>
+        <w:jc w:val="center"/>
+        <w:rPr>
+          <w:rFonts w:ascii="Arial" w:hAnsi="Arial" w:eastAsia="Arial" w:cs="Arial"/>
+          <w:b w:val="false"/>
+          <w:i/>
+          <w:color w:val="auto"/>
+          <w:spacing w:val="0"/>
+          <w:w w:val="100"/>
+          <w:sz w:val="20"/>
+          <w:szCs w:val="20"/>
+          <w:lang w:val="ro-RO"/>
+        </w:rPr>
+      </w:pPr>
+      <w:r>
+        <w:rPr>
+          <w:rFonts w:eastAsia="Arial" w:cs="Arial" w:ascii="Arial" w:hAnsi="Arial"/>
+          <w:b w:val="false"/>
+          <w:i/>
+          <w:color w:val="auto"/>
+          <w:spacing w:val="0"/>
+          <w:w w:val="100"/>
+          <w:sz w:val="20"/>
+          <w:szCs w:val="20"/>
+          <w:lang w:val="ro-RO"/>
+        </w:rPr>
+        <w:t>La fiecare întrebare pot fi corecte unul sau mai multe răspunsuri.</w:t>
       </w:r>
     </w:p>
     <w:p>

--- a/packages/document-engine/templates/fire/4.2_fire_test_annual.docx
+++ b/packages/document-engine/templates/fire/4.2_fire_test_annual.docx
@@ -1075,7 +1075,7 @@
           <w:szCs w:val="20"/>
           <w:lang w:val="ro-RO"/>
         </w:rPr>
-        <w:t>6. Instruirea în domeniul situațiilor de urgență (instruirea introductiv-generală, instruirea la locul de muncă și instruirea periodică) pe locurile de muncă și pe categorii de salariați se face în baza:</w:t>
+        <w:t xml:space="preserve">6. Instruirea în domeniul situațiilor de urgență (instructajul introductiv general, instructajul specific locului de muncă și instructajul periodic) pe locurile de muncă și pe categorii de salariați se face în baza:</w:t>
       </w:r>
     </w:p>
     <w:p>
@@ -1758,7 +1758,7 @@
           <w:lang w:val="ro-RO"/>
         </w:rPr>
         <w:tab/>
-        <w:t>nu vor fi încuiate;</w:t>
+        <w:t xml:space="preserve">pot fi blocate temporar, dacă în clădire există și alte căi de evacuare;</w:t>
       </w:r>
     </w:p>
     <w:p>
@@ -4757,7 +4757,7 @@
           <w:szCs w:val="20"/>
           <w:lang w:val="ro-RO"/>
         </w:rPr>
-        <w:t>6. Instruirea în domeniul situațiilor de urgență (instruirea introductiv-generală, instruirea la locul de muncă și instruirea periodică) pe locurile de muncă și pe categorii de salariați se face în baza:</w:t>
+        <w:t xml:space="preserve">6. Instruirea în domeniul situațiilor de urgență (instructajul introductiv general, instructajul specific locului de muncă și instructajul periodic) pe locurile de muncă și pe categorii de salariați se face în baza:</w:t>
       </w:r>
     </w:p>
     <w:p>
@@ -5440,7 +5440,7 @@
           <w:lang w:val="ro-RO"/>
         </w:rPr>
         <w:tab/>
-        <w:t>nu vor fi încuiate;</w:t>
+        <w:t xml:space="preserve">pot fi blocate temporar, dacă în clădire există și alte căi de evacuare;</w:t>
       </w:r>
     </w:p>
     <w:p>
